--- a/assets/resume/Viktar_Charnarutski_Resume.docx
+++ b/assets/resume/Viktar_Charnarutski_Resume.docx
@@ -1,20 +1,7 @@
 
 <file path=word/document.xml><?xml version="1.0" encoding="utf-8"?>
-<w:document xmlns:wpc="http://schemas.microsoft.com/office/word/2010/wordprocessingCanvas" xmlns:cx="http://schemas.microsoft.com/office/drawing/2014/chartex" xmlns:cx1="http://schemas.microsoft.com/office/drawing/2015/9/8/chartex" xmlns:cx2="http://schemas.microsoft.com/office/drawing/2015/10/21/chartex" xmlns:cx3="http://schemas.microsoft.com/office/drawing/2016/5/9/chartex" xmlns:cx4="http://schemas.microsoft.com/office/drawing/2016/5/10/chartex" xmlns:cx5="http://schemas.microsoft.com/office/drawing/2016/5/11/chartex" xmlns:cx6="http://schemas.microsoft.com/office/drawing/2016/5/12/chartex" xmlns:cx7="http://schemas.microsoft.com/office/drawing/2016/5/13/chartex" xmlns:cx8="http://schemas.microsoft.com/office/drawing/2016/5/14/chartex" xmlns:mc="http://schemas.openxmlformats.org/markup-compatibility/2006" xmlns:aink="http://schemas.microsoft.com/office/drawing/2016/ink" xmlns:am3d="http://schemas.microsoft.com/office/drawing/2017/model3d" xmlns:o="urn:schemas-microsoft-com:office:office" xmlns:r="http://schemas.openxmlformats.org/officeDocument/2006/relationships" xmlns:m="http://schemas.openxmlformats.org/officeDocument/2006/math" xmlns:v="urn:schemas-microsoft-com:vml" xmlns:wp14="http://schemas.microsoft.com/office/word/2010/wordprocessingDrawing" xmlns:wp="http://schemas.openxmlformats.org/drawingml/2006/wordprocessingDrawing" xmlns:w10="urn:schemas-microsoft-com:office:word" xmlns:w="http://schemas.openxmlformats.org/wordprocessingml/2006/main" xmlns:w14="http://schemas.microsoft.com/office/word/2010/wordml" xmlns:w15="http://schemas.microsoft.com/office/word/2012/wordml" xmlns:w16cex="http://schemas.microsoft.com/office/word/2018/wordml/cex" xmlns:w16cid="http://schemas.microsoft.com/office/word/2016/wordml/cid" xmlns:w16="http://schemas.microsoft.com/office/word/2018/wordml" xmlns:w16se="http://schemas.microsoft.com/office/word/2015/wordml/symex" xmlns:wpg="http://schemas.microsoft.com/office/word/2010/wordprocessingGroup" xmlns:wpi="http://schemas.microsoft.com/office/word/2010/wordprocessingInk" xmlns:wne="http://schemas.microsoft.com/office/word/2006/wordml" xmlns:wps="http://schemas.microsoft.com/office/word/2010/wordprocessingShape" mc:Ignorable="w14 w15 w16se w16cid w16 w16cex wp14">
+<w:document xmlns:wpc="http://schemas.microsoft.com/office/word/2010/wordprocessingCanvas" xmlns:cx="http://schemas.microsoft.com/office/drawing/2014/chartex" xmlns:cx1="http://schemas.microsoft.com/office/drawing/2015/9/8/chartex" xmlns:cx2="http://schemas.microsoft.com/office/drawing/2015/10/21/chartex" xmlns:cx3="http://schemas.microsoft.com/office/drawing/2016/5/9/chartex" xmlns:cx4="http://schemas.microsoft.com/office/drawing/2016/5/10/chartex" xmlns:cx5="http://schemas.microsoft.com/office/drawing/2016/5/11/chartex" xmlns:cx6="http://schemas.microsoft.com/office/drawing/2016/5/12/chartex" xmlns:cx7="http://schemas.microsoft.com/office/drawing/2016/5/13/chartex" xmlns:cx8="http://schemas.microsoft.com/office/drawing/2016/5/14/chartex" xmlns:mc="http://schemas.openxmlformats.org/markup-compatibility/2006" xmlns:aink="http://schemas.microsoft.com/office/drawing/2016/ink" xmlns:am3d="http://schemas.microsoft.com/office/drawing/2017/model3d" xmlns:o="urn:schemas-microsoft-com:office:office" xmlns:oel="http://schemas.microsoft.com/office/2019/extlst" xmlns:r="http://schemas.openxmlformats.org/officeDocument/2006/relationships" xmlns:m="http://schemas.openxmlformats.org/officeDocument/2006/math" xmlns:v="urn:schemas-microsoft-com:vml" xmlns:wp14="http://schemas.microsoft.com/office/word/2010/wordprocessingDrawing" xmlns:wp="http://schemas.openxmlformats.org/drawingml/2006/wordprocessingDrawing" xmlns:w10="urn:schemas-microsoft-com:office:word" xmlns:w="http://schemas.openxmlformats.org/wordprocessingml/2006/main" xmlns:w14="http://schemas.microsoft.com/office/word/2010/wordml" xmlns:w15="http://schemas.microsoft.com/office/word/2012/wordml" xmlns:w16cex="http://schemas.microsoft.com/office/word/2018/wordml/cex" xmlns:w16cid="http://schemas.microsoft.com/office/word/2016/wordml/cid" xmlns:w16="http://schemas.microsoft.com/office/word/2018/wordml" xmlns:w16du="http://schemas.microsoft.com/office/word/2023/wordml/word16du" xmlns:w16sdtdh="http://schemas.microsoft.com/office/word/2020/wordml/sdtdatahash" xmlns:w16sdtfl="http://schemas.microsoft.com/office/word/2024/wordml/sdtformatlock" xmlns:w16se="http://schemas.microsoft.com/office/word/2015/wordml/symex" xmlns:wpg="http://schemas.microsoft.com/office/word/2010/wordprocessingGroup" xmlns:wpi="http://schemas.microsoft.com/office/word/2010/wordprocessingInk" xmlns:wne="http://schemas.microsoft.com/office/word/2006/wordml" xmlns:wps="http://schemas.microsoft.com/office/word/2010/wordprocessingShape" mc:Ignorable="w14 w15 w16se w16cid w16 w16cex w16sdtdh w16sdtfl w16du wp14">
   <w:body>
-    <w:p>
-      <w:pPr>
-        <w:spacing w:line="360" w:lineRule="auto"/>
-        <w:rPr>
-          <w:rFonts w:ascii="Verdana" w:hAnsi="Verdana" w:cs="Arial"/>
-          <w:b/>
-          <w:bCs/>
-          <w:smallCaps/>
-          <w:sz w:val="20"/>
-          <w:szCs w:val="20"/>
-        </w:rPr>
-      </w:pPr>
-    </w:p>
     <w:p>
       <w:pPr>
         <w:spacing w:line="360" w:lineRule="auto"/>
@@ -163,8 +150,8 @@
         <w:tblLook w:val="01E0" w:firstRow="1" w:lastRow="1" w:firstColumn="1" w:lastColumn="1" w:noHBand="0" w:noVBand="0"/>
       </w:tblPr>
       <w:tblGrid>
-        <w:gridCol w:w="5291"/>
-        <w:gridCol w:w="5798"/>
+        <w:gridCol w:w="5595"/>
+        <w:gridCol w:w="5494"/>
       </w:tblGrid>
       <w:tr>
         <w:trPr>
@@ -172,7 +159,7 @@
         </w:trPr>
         <w:tc>
           <w:tcPr>
-            <w:tcW w:w="5291" w:type="dxa"/>
+            <w:tcW w:w="5595" w:type="dxa"/>
           </w:tcPr>
           <w:p>
             <w:pPr>
@@ -183,6 +170,33 @@
               <w:spacing w:line="276" w:lineRule="auto"/>
               <w:rPr>
                 <w:rFonts w:ascii="Verdana" w:hAnsi="Verdana"/>
+                <w:b/>
+                <w:bCs/>
+                <w:sz w:val="20"/>
+                <w:szCs w:val="20"/>
+              </w:rPr>
+            </w:pPr>
+            <w:r>
+              <w:rPr>
+                <w:rFonts w:ascii="Verdana" w:hAnsi="Verdana"/>
+                <w:b/>
+                <w:bCs/>
+                <w:sz w:val="20"/>
+                <w:szCs w:val="20"/>
+              </w:rPr>
+              <w:t>Technical Architecture</w:t>
+            </w:r>
+          </w:p>
+          <w:p>
+            <w:pPr>
+              <w:pStyle w:val="ListParagraph"/>
+              <w:numPr>
+                <w:ilvl w:val="1"/>
+                <w:numId w:val="8"/>
+              </w:numPr>
+              <w:spacing w:line="276" w:lineRule="auto"/>
+              <w:rPr>
+                <w:rFonts w:ascii="Verdana" w:hAnsi="Verdana"/>
                 <w:sz w:val="20"/>
                 <w:szCs w:val="20"/>
               </w:rPr>
@@ -198,8 +212,9 @@
           </w:p>
           <w:p>
             <w:pPr>
+              <w:pStyle w:val="ListParagraph"/>
               <w:numPr>
-                <w:ilvl w:val="0"/>
+                <w:ilvl w:val="1"/>
                 <w:numId w:val="8"/>
               </w:numPr>
               <w:spacing w:line="276" w:lineRule="auto"/>
@@ -215,13 +230,59 @@
                 <w:sz w:val="20"/>
                 <w:szCs w:val="20"/>
               </w:rPr>
-              <w:t>Full-Stack Development</w:t>
+              <w:t>Service Architecture &amp; API Design</w:t>
+            </w:r>
+          </w:p>
+          <w:p>
+            <w:pPr>
+              <w:pStyle w:val="ListParagraph"/>
+              <w:numPr>
+                <w:ilvl w:val="1"/>
+                <w:numId w:val="8"/>
+              </w:numPr>
+              <w:spacing w:line="276" w:lineRule="auto"/>
+              <w:rPr>
+                <w:rFonts w:ascii="Verdana" w:hAnsi="Verdana"/>
+                <w:sz w:val="20"/>
+                <w:szCs w:val="20"/>
+              </w:rPr>
+            </w:pPr>
+            <w:r>
+              <w:rPr>
+                <w:rFonts w:ascii="Verdana" w:hAnsi="Verdana"/>
+                <w:sz w:val="20"/>
+                <w:szCs w:val="20"/>
+              </w:rPr>
+              <w:t>Cloud Computing (AWS)</w:t>
+            </w:r>
+          </w:p>
+          <w:p>
+            <w:pPr>
+              <w:pStyle w:val="ListParagraph"/>
+              <w:numPr>
+                <w:ilvl w:val="1"/>
+                <w:numId w:val="8"/>
+              </w:numPr>
+              <w:spacing w:line="276" w:lineRule="auto"/>
+              <w:rPr>
+                <w:rFonts w:ascii="Verdana" w:hAnsi="Verdana"/>
+                <w:sz w:val="20"/>
+                <w:szCs w:val="20"/>
+              </w:rPr>
+            </w:pPr>
+            <w:r>
+              <w:rPr>
+                <w:rFonts w:ascii="Verdana" w:hAnsi="Verdana"/>
+                <w:sz w:val="20"/>
+                <w:szCs w:val="20"/>
+              </w:rPr>
+              <w:t>Performance Optimization</w:t>
             </w:r>
           </w:p>
         </w:tc>
         <w:tc>
           <w:tcPr>
-            <w:tcW w:w="5798" w:type="dxa"/>
+            <w:tcW w:w="5494" w:type="dxa"/>
           </w:tcPr>
           <w:p>
             <w:pPr>
@@ -229,17 +290,13 @@
                 <w:ilvl w:val="0"/>
                 <w:numId w:val="8"/>
               </w:numPr>
-              <w:tabs>
-                <w:tab w:val="clear" w:pos="1080"/>
-                <w:tab w:val="num" w:pos="1024"/>
-              </w:tabs>
               <w:autoSpaceDE w:val="0"/>
               <w:autoSpaceDN w:val="0"/>
               <w:adjustRightInd w:val="0"/>
               <w:spacing w:line="276" w:lineRule="auto"/>
               <w:rPr>
                 <w:rFonts w:ascii="Verdana" w:hAnsi="Verdana" w:cs="Verdana-Bold"/>
-                <w:bCs/>
+                <w:b/>
                 <w:sz w:val="20"/>
                 <w:szCs w:val="20"/>
               </w:rPr>
@@ -247,23 +304,19 @@
             <w:r>
               <w:rPr>
                 <w:rFonts w:ascii="Verdana" w:hAnsi="Verdana" w:cs="Verdana-Bold"/>
-                <w:bCs/>
-                <w:sz w:val="20"/>
-                <w:szCs w:val="20"/>
-              </w:rPr>
-              <w:t>Cloud Computing</w:t>
+                <w:b/>
+                <w:sz w:val="20"/>
+                <w:szCs w:val="20"/>
+              </w:rPr>
+              <w:t>Engineering Leadership</w:t>
             </w:r>
           </w:p>
           <w:p>
             <w:pPr>
               <w:numPr>
-                <w:ilvl w:val="0"/>
+                <w:ilvl w:val="1"/>
                 <w:numId w:val="8"/>
               </w:numPr>
-              <w:tabs>
-                <w:tab w:val="clear" w:pos="1080"/>
-                <w:tab w:val="num" w:pos="1024"/>
-              </w:tabs>
               <w:autoSpaceDE w:val="0"/>
               <w:autoSpaceDN w:val="0"/>
               <w:adjustRightInd w:val="0"/>
@@ -277,11 +330,93 @@
             </w:pPr>
             <w:r>
               <w:rPr>
-                <w:rFonts w:ascii="Verdana" w:hAnsi="Verdana"/>
-                <w:sz w:val="20"/>
-                <w:szCs w:val="20"/>
-              </w:rPr>
-              <w:t>Performance Optimization</w:t>
+                <w:rFonts w:ascii="Verdana" w:hAnsi="Verdana" w:cs="Verdana-Bold"/>
+                <w:bCs/>
+                <w:sz w:val="20"/>
+                <w:szCs w:val="20"/>
+              </w:rPr>
+              <w:t>System Design &amp; Architecture</w:t>
+            </w:r>
+          </w:p>
+          <w:p>
+            <w:pPr>
+              <w:numPr>
+                <w:ilvl w:val="1"/>
+                <w:numId w:val="8"/>
+              </w:numPr>
+              <w:autoSpaceDE w:val="0"/>
+              <w:autoSpaceDN w:val="0"/>
+              <w:adjustRightInd w:val="0"/>
+              <w:spacing w:line="276" w:lineRule="auto"/>
+              <w:rPr>
+                <w:rFonts w:ascii="Verdana" w:hAnsi="Verdana" w:cs="Verdana-Bold"/>
+                <w:bCs/>
+                <w:sz w:val="20"/>
+                <w:szCs w:val="20"/>
+              </w:rPr>
+            </w:pPr>
+            <w:r>
+              <w:rPr>
+                <w:rFonts w:ascii="Verdana" w:hAnsi="Verdana" w:cs="Verdana-Bold"/>
+                <w:bCs/>
+                <w:sz w:val="20"/>
+                <w:szCs w:val="20"/>
+              </w:rPr>
+              <w:t>Technical Strategy &amp; Planning</w:t>
+            </w:r>
+          </w:p>
+          <w:p>
+            <w:pPr>
+              <w:numPr>
+                <w:ilvl w:val="1"/>
+                <w:numId w:val="8"/>
+              </w:numPr>
+              <w:autoSpaceDE w:val="0"/>
+              <w:autoSpaceDN w:val="0"/>
+              <w:adjustRightInd w:val="0"/>
+              <w:spacing w:line="276" w:lineRule="auto"/>
+              <w:rPr>
+                <w:rFonts w:ascii="Verdana" w:hAnsi="Verdana" w:cs="Verdana-Bold"/>
+                <w:bCs/>
+                <w:sz w:val="20"/>
+                <w:szCs w:val="20"/>
+              </w:rPr>
+            </w:pPr>
+            <w:r>
+              <w:rPr>
+                <w:rFonts w:ascii="Verdana" w:hAnsi="Verdana" w:cs="Verdana-Bold"/>
+                <w:bCs/>
+                <w:sz w:val="20"/>
+                <w:szCs w:val="20"/>
+              </w:rPr>
+              <w:t>Cross-team Collaboration</w:t>
+            </w:r>
+          </w:p>
+          <w:p>
+            <w:pPr>
+              <w:numPr>
+                <w:ilvl w:val="1"/>
+                <w:numId w:val="8"/>
+              </w:numPr>
+              <w:autoSpaceDE w:val="0"/>
+              <w:autoSpaceDN w:val="0"/>
+              <w:adjustRightInd w:val="0"/>
+              <w:spacing w:line="276" w:lineRule="auto"/>
+              <w:rPr>
+                <w:rFonts w:ascii="Verdana" w:hAnsi="Verdana" w:cs="Verdana-Bold"/>
+                <w:bCs/>
+                <w:sz w:val="20"/>
+                <w:szCs w:val="20"/>
+              </w:rPr>
+            </w:pPr>
+            <w:r>
+              <w:rPr>
+                <w:rFonts w:ascii="Verdana" w:hAnsi="Verdana" w:cs="Verdana-Bold"/>
+                <w:bCs/>
+                <w:sz w:val="20"/>
+                <w:szCs w:val="20"/>
+              </w:rPr>
+              <w:t>Mentorship &amp; Technical Leadership</w:t>
             </w:r>
           </w:p>
         </w:tc>
@@ -589,27 +724,7 @@
           <w:szCs w:val="21"/>
           <w:shd w:val="clear" w:color="auto" w:fill="FFFFFF"/>
         </w:rPr>
-        <w:t xml:space="preserve">Amazon Music is a </w:t>
-      </w:r>
-      <w:r>
-        <w:rPr>
-          <w:rFonts w:ascii="Arial" w:hAnsi="Arial" w:cs="Arial"/>
-          <w:color w:val="4D5156"/>
-          <w:sz w:val="21"/>
-          <w:szCs w:val="21"/>
-          <w:shd w:val="clear" w:color="auto" w:fill="FFFFFF"/>
-        </w:rPr>
-        <w:t>digital content</w:t>
-      </w:r>
-      <w:r>
-        <w:rPr>
-          <w:rFonts w:ascii="Arial" w:hAnsi="Arial" w:cs="Arial"/>
-          <w:color w:val="4D5156"/>
-          <w:sz w:val="21"/>
-          <w:szCs w:val="21"/>
-          <w:shd w:val="clear" w:color="auto" w:fill="FFFFFF"/>
-        </w:rPr>
-        <w:t xml:space="preserve"> streaming platform and online music store operated by Amazon</w:t>
+        <w:t>Led development of critical infrastructure and services for Amazon Music's browsing and discovery platforms</w:t>
       </w:r>
     </w:p>
     <w:p>
@@ -842,31 +957,7 @@
           <w:sz w:val="20"/>
           <w:szCs w:val="20"/>
         </w:rPr>
-        <w:t>EPAM Systems is a g</w:t>
-      </w:r>
-      <w:r>
-        <w:rPr>
-          <w:rFonts w:ascii="Verdana" w:hAnsi="Verdana"/>
-          <w:sz w:val="20"/>
-          <w:szCs w:val="20"/>
-        </w:rPr>
-        <w:t xml:space="preserve">lobal </w:t>
-      </w:r>
-      <w:r>
-        <w:rPr>
-          <w:rFonts w:ascii="Verdana" w:hAnsi="Verdana"/>
-          <w:sz w:val="20"/>
-          <w:szCs w:val="20"/>
-        </w:rPr>
-        <w:t>provider of software engineering and IT consulting service</w:t>
-      </w:r>
-      <w:r>
-        <w:rPr>
-          <w:rFonts w:ascii="Verdana" w:hAnsi="Verdana"/>
-          <w:sz w:val="20"/>
-          <w:szCs w:val="20"/>
-        </w:rPr>
-        <w:t>s across various industries</w:t>
+        <w:t>Led development teams and architected solutions for Fortune 500 clients across e-commerce, advertising, and travel industries</w:t>
       </w:r>
     </w:p>
     <w:p>
@@ -1057,34 +1148,176 @@
       <w:r>
         <w:rPr>
           <w:rFonts w:ascii="Verdana" w:hAnsi="Verdana"/>
-          <w:sz w:val="20"/>
-          <w:szCs w:val="20"/>
-        </w:rPr>
-        <w:t xml:space="preserve">Sr. </w:t>
-      </w:r>
-      <w:r>
-        <w:rPr>
-          <w:rFonts w:ascii="Verdana" w:hAnsi="Verdana"/>
-          <w:sz w:val="20"/>
-          <w:szCs w:val="20"/>
-        </w:rPr>
-        <w:t>Software Engineer at Amazon Music, I provide a powerful, yet easy-to-</w:t>
-      </w:r>
-      <w:r>
-        <w:rPr>
-          <w:rFonts w:ascii="Verdana" w:hAnsi="Verdana"/>
-          <w:sz w:val="20"/>
-          <w:szCs w:val="20"/>
-        </w:rPr>
-        <w:t>integrate and maintain</w:t>
-      </w:r>
-      <w:r>
-        <w:rPr>
-          <w:rFonts w:ascii="Verdana" w:hAnsi="Verdana"/>
-          <w:sz w:val="20"/>
-          <w:szCs w:val="20"/>
-        </w:rPr>
-        <w:t xml:space="preserve"> services that drive new customer innovation and accelerate the development of new features, enhancements &amp; capabilities</w:t>
+          <w:b/>
+          <w:bCs/>
+          <w:sz w:val="20"/>
+          <w:szCs w:val="20"/>
+        </w:rPr>
+        <w:t>Sr. Software Engineer</w:t>
+      </w:r>
+      <w:r>
+        <w:rPr>
+          <w:rFonts w:ascii="Verdana" w:hAnsi="Verdana"/>
+          <w:sz w:val="20"/>
+          <w:szCs w:val="20"/>
+        </w:rPr>
+        <w:t xml:space="preserve"> at Amazon Music, I:</w:t>
+      </w:r>
+    </w:p>
+    <w:p>
+      <w:pPr>
+        <w:pStyle w:val="ListParagraph"/>
+        <w:numPr>
+          <w:ilvl w:val="0"/>
+          <w:numId w:val="42"/>
+        </w:numPr>
+        <w:autoSpaceDE w:val="0"/>
+        <w:autoSpaceDN w:val="0"/>
+        <w:adjustRightInd w:val="0"/>
+        <w:spacing w:line="276" w:lineRule="auto"/>
+        <w:rPr>
+          <w:rFonts w:ascii="Verdana" w:hAnsi="Verdana"/>
+          <w:sz w:val="20"/>
+          <w:szCs w:val="20"/>
+        </w:rPr>
+      </w:pPr>
+      <w:r>
+        <w:rPr>
+          <w:rFonts w:ascii="Verdana" w:hAnsi="Verdana"/>
+          <w:sz w:val="20"/>
+          <w:szCs w:val="20"/>
+        </w:rPr>
+        <w:t>Lead design and development of critical platform services and APIs that power Amazon Music's discovery and browsing experiences across all client platforms</w:t>
+      </w:r>
+    </w:p>
+    <w:p>
+      <w:pPr>
+        <w:pStyle w:val="ListParagraph"/>
+        <w:numPr>
+          <w:ilvl w:val="0"/>
+          <w:numId w:val="42"/>
+        </w:numPr>
+        <w:autoSpaceDE w:val="0"/>
+        <w:autoSpaceDN w:val="0"/>
+        <w:adjustRightInd w:val="0"/>
+        <w:spacing w:line="276" w:lineRule="auto"/>
+        <w:rPr>
+          <w:rFonts w:ascii="Verdana" w:hAnsi="Verdana"/>
+          <w:sz w:val="20"/>
+          <w:szCs w:val="20"/>
+        </w:rPr>
+      </w:pPr>
+      <w:r>
+        <w:rPr>
+          <w:rFonts w:ascii="Verdana" w:hAnsi="Verdana"/>
+          <w:sz w:val="20"/>
+          <w:szCs w:val="20"/>
+        </w:rPr>
+        <w:t>Drive technical architecture decisions and author design proposals for cross-organizational initiatives</w:t>
+      </w:r>
+    </w:p>
+    <w:p>
+      <w:pPr>
+        <w:pStyle w:val="ListParagraph"/>
+        <w:numPr>
+          <w:ilvl w:val="0"/>
+          <w:numId w:val="42"/>
+        </w:numPr>
+        <w:autoSpaceDE w:val="0"/>
+        <w:autoSpaceDN w:val="0"/>
+        <w:adjustRightInd w:val="0"/>
+        <w:spacing w:line="276" w:lineRule="auto"/>
+        <w:rPr>
+          <w:rFonts w:ascii="Verdana" w:hAnsi="Verdana"/>
+          <w:sz w:val="20"/>
+          <w:szCs w:val="20"/>
+        </w:rPr>
+      </w:pPr>
+      <w:r>
+        <w:rPr>
+          <w:rFonts w:ascii="Verdana" w:hAnsi="Verdana"/>
+          <w:sz w:val="20"/>
+          <w:szCs w:val="20"/>
+        </w:rPr>
+        <w:t>Build scalable solutions enabling seamless integration for both internal teams and external partners</w:t>
+      </w:r>
+    </w:p>
+    <w:p>
+      <w:pPr>
+        <w:pStyle w:val="ListParagraph"/>
+        <w:numPr>
+          <w:ilvl w:val="0"/>
+          <w:numId w:val="42"/>
+        </w:numPr>
+        <w:autoSpaceDE w:val="0"/>
+        <w:autoSpaceDN w:val="0"/>
+        <w:adjustRightInd w:val="0"/>
+        <w:spacing w:line="276" w:lineRule="auto"/>
+        <w:rPr>
+          <w:rFonts w:ascii="Verdana" w:hAnsi="Verdana"/>
+          <w:sz w:val="20"/>
+          <w:szCs w:val="20"/>
+        </w:rPr>
+      </w:pPr>
+      <w:r>
+        <w:rPr>
+          <w:rFonts w:ascii="Verdana" w:hAnsi="Verdana"/>
+          <w:sz w:val="20"/>
+          <w:szCs w:val="20"/>
+        </w:rPr>
+        <w:t>Champion operational excellence through performance optimization, monitoring, and automated testing</w:t>
+      </w:r>
+    </w:p>
+    <w:p>
+      <w:pPr>
+        <w:pStyle w:val="ListParagraph"/>
+        <w:numPr>
+          <w:ilvl w:val="0"/>
+          <w:numId w:val="42"/>
+        </w:numPr>
+        <w:autoSpaceDE w:val="0"/>
+        <w:autoSpaceDN w:val="0"/>
+        <w:adjustRightInd w:val="0"/>
+        <w:spacing w:line="276" w:lineRule="auto"/>
+        <w:rPr>
+          <w:rFonts w:ascii="Verdana" w:hAnsi="Verdana"/>
+          <w:sz w:val="20"/>
+          <w:szCs w:val="20"/>
+        </w:rPr>
+      </w:pPr>
+      <w:r>
+        <w:rPr>
+          <w:rFonts w:ascii="Verdana" w:hAnsi="Verdana"/>
+          <w:sz w:val="20"/>
+          <w:szCs w:val="20"/>
+        </w:rPr>
+        <w:t>Provide technical leadership in service design, AWS best practices, and distributed systems architecture</w:t>
+      </w:r>
+    </w:p>
+    <w:p>
+      <w:pPr>
+        <w:pStyle w:val="ListParagraph"/>
+        <w:numPr>
+          <w:ilvl w:val="0"/>
+          <w:numId w:val="42"/>
+        </w:numPr>
+        <w:autoSpaceDE w:val="0"/>
+        <w:autoSpaceDN w:val="0"/>
+        <w:adjustRightInd w:val="0"/>
+        <w:spacing w:line="276" w:lineRule="auto"/>
+        <w:rPr>
+          <w:rFonts w:ascii="Verdana" w:hAnsi="Verdana"/>
+          <w:sz w:val="20"/>
+          <w:szCs w:val="20"/>
+        </w:rPr>
+      </w:pPr>
+      <w:r>
+        <w:rPr>
+          <w:rFonts w:ascii="Verdana" w:hAnsi="Verdana"/>
+          <w:sz w:val="20"/>
+          <w:szCs w:val="20"/>
+        </w:rPr>
+        <w:t>Partner with product, design, and engineering teams to deliver customer-facing features and platform capabilities</w:t>
       </w:r>
     </w:p>
     <w:p>
@@ -1291,6 +1524,24 @@
               <w:t>Amazon Music</w:t>
             </w:r>
           </w:p>
+          <w:p>
+            <w:pPr>
+              <w:spacing w:line="276" w:lineRule="auto"/>
+              <w:rPr>
+                <w:rFonts w:ascii="Verdana" w:hAnsi="Verdana"/>
+                <w:sz w:val="20"/>
+                <w:szCs w:val="20"/>
+              </w:rPr>
+            </w:pPr>
+            <w:r>
+              <w:rPr>
+                <w:rFonts w:ascii="Verdana" w:hAnsi="Verdana"/>
+                <w:sz w:val="20"/>
+                <w:szCs w:val="20"/>
+              </w:rPr>
+              <w:t>(FTE)</w:t>
+            </w:r>
+          </w:p>
         </w:tc>
         <w:tc>
           <w:tcPr>
@@ -1316,7 +1567,7 @@
                 <w:sz w:val="20"/>
                 <w:szCs w:val="20"/>
               </w:rPr>
-              <w:t xml:space="preserve">Introduced and applied a concept of </w:t>
+              <w:t xml:space="preserve">Architected and implemented the </w:t>
             </w:r>
             <w:r>
               <w:rPr>
@@ -1324,23 +1575,7 @@
                 <w:sz w:val="20"/>
                 <w:szCs w:val="20"/>
               </w:rPr>
-              <w:t xml:space="preserve">client-side </w:t>
-            </w:r>
-            <w:r>
-              <w:rPr>
-                <w:rFonts w:ascii="Verdana" w:hAnsi="Verdana"/>
-                <w:sz w:val="20"/>
-                <w:szCs w:val="20"/>
-              </w:rPr>
-              <w:t xml:space="preserve">SDK packages for </w:t>
-            </w:r>
-            <w:r>
-              <w:rPr>
-                <w:rFonts w:ascii="Verdana" w:hAnsi="Verdana"/>
-                <w:sz w:val="20"/>
-                <w:szCs w:val="20"/>
-              </w:rPr>
-              <w:t>frictionless</w:t>
+              <w:t>3P</w:t>
             </w:r>
             <w:r>
               <w:rPr>
@@ -1356,7 +1591,7 @@
                 <w:sz w:val="20"/>
                 <w:szCs w:val="20"/>
               </w:rPr>
-              <w:t xml:space="preserve">integration with </w:t>
+              <w:t>S</w:t>
             </w:r>
             <w:r>
               <w:rPr>
@@ -1364,7 +1599,7 @@
                 <w:sz w:val="20"/>
                 <w:szCs w:val="20"/>
               </w:rPr>
-              <w:t>AWS micro-services</w:t>
+              <w:t>ervice platform enabling third-party integration with Amazon Music, serving partners like Tesla and Discord while reducing integration time by 70%</w:t>
             </w:r>
           </w:p>
         </w:tc>
@@ -1416,7 +1651,7 @@
                 <w:sz w:val="20"/>
                 <w:szCs w:val="20"/>
               </w:rPr>
-              <w:t>D</w:t>
+              <w:t xml:space="preserve">Introduced and applied a concept of client-side SDK packages for </w:t>
             </w:r>
             <w:r>
               <w:rPr>
@@ -1424,7 +1659,7 @@
                 <w:sz w:val="20"/>
                 <w:szCs w:val="20"/>
               </w:rPr>
-              <w:t>esigned a</w:t>
+              <w:t>frictionless</w:t>
             </w:r>
             <w:r>
               <w:rPr>
@@ -1432,7 +1667,7 @@
                 <w:sz w:val="20"/>
                 <w:szCs w:val="20"/>
               </w:rPr>
-              <w:t>nd implemented</w:t>
+              <w:t xml:space="preserve"> integration with </w:t>
             </w:r>
             <w:r>
               <w:rPr>
@@ -1440,7 +1675,161 @@
                 <w:sz w:val="20"/>
                 <w:szCs w:val="20"/>
               </w:rPr>
-              <w:t xml:space="preserve"> AWS CloudFormation based framework for fully productionized micro-services</w:t>
+              <w:t>Amazon Music APIs</w:t>
+            </w:r>
+          </w:p>
+        </w:tc>
+      </w:tr>
+      <w:tr>
+        <w:trPr>
+          <w:trHeight w:val="603"/>
+        </w:trPr>
+        <w:tc>
+          <w:tcPr>
+            <w:tcW w:w="1980" w:type="dxa"/>
+            <w:vMerge/>
+            <w:tcBorders>
+              <w:left w:val="nil"/>
+            </w:tcBorders>
+          </w:tcPr>
+          <w:p>
+            <w:pPr>
+              <w:spacing w:line="276" w:lineRule="auto"/>
+              <w:rPr>
+                <w:rFonts w:ascii="Verdana" w:hAnsi="Verdana"/>
+                <w:sz w:val="20"/>
+                <w:szCs w:val="20"/>
+              </w:rPr>
+            </w:pPr>
+          </w:p>
+        </w:tc>
+        <w:tc>
+          <w:tcPr>
+            <w:tcW w:w="8810" w:type="dxa"/>
+            <w:tcBorders>
+              <w:top w:val="nil"/>
+              <w:bottom w:val="single" w:sz="4" w:space="0" w:color="auto"/>
+              <w:right w:val="nil"/>
+            </w:tcBorders>
+          </w:tcPr>
+          <w:p>
+            <w:pPr>
+              <w:spacing w:line="276" w:lineRule="auto"/>
+              <w:rPr>
+                <w:rFonts w:ascii="Verdana" w:hAnsi="Verdana"/>
+                <w:sz w:val="20"/>
+                <w:szCs w:val="20"/>
+              </w:rPr>
+            </w:pPr>
+            <w:r>
+              <w:rPr>
+                <w:rFonts w:ascii="Verdana" w:hAnsi="Verdana"/>
+                <w:sz w:val="20"/>
+                <w:szCs w:val="20"/>
+              </w:rPr>
+              <w:t xml:space="preserve">Led development of the </w:t>
+            </w:r>
+            <w:r>
+              <w:rPr>
+                <w:rFonts w:ascii="Verdana" w:hAnsi="Verdana"/>
+                <w:sz w:val="20"/>
+                <w:szCs w:val="20"/>
+              </w:rPr>
+              <w:t>Music</w:t>
+            </w:r>
+            <w:r>
+              <w:rPr>
+                <w:rFonts w:ascii="Verdana" w:hAnsi="Verdana"/>
+                <w:sz w:val="20"/>
+                <w:szCs w:val="20"/>
+              </w:rPr>
+              <w:t xml:space="preserve"> Microservice Framework, a CloudFormation-based solution that reduced microservice pr</w:t>
+            </w:r>
+            <w:proofErr w:type="spellStart"/>
+            <w:r>
+              <w:rPr>
+                <w:rFonts w:ascii="Verdana" w:hAnsi="Verdana"/>
+                <w:sz w:val="20"/>
+                <w:szCs w:val="20"/>
+              </w:rPr>
+              <w:t>oductionization</w:t>
+            </w:r>
+            <w:proofErr w:type="spellEnd"/>
+            <w:r>
+              <w:rPr>
+                <w:rFonts w:ascii="Verdana" w:hAnsi="Verdana"/>
+                <w:sz w:val="20"/>
+                <w:szCs w:val="20"/>
+              </w:rPr>
+              <w:t xml:space="preserve"> time from weeks to 1 day, including automated DNS, auth, metrics, and monitoring setup</w:t>
+            </w:r>
+          </w:p>
+        </w:tc>
+      </w:tr>
+      <w:tr>
+        <w:trPr>
+          <w:trHeight w:val="603"/>
+        </w:trPr>
+        <w:tc>
+          <w:tcPr>
+            <w:tcW w:w="1980" w:type="dxa"/>
+            <w:vMerge/>
+            <w:tcBorders>
+              <w:left w:val="nil"/>
+            </w:tcBorders>
+          </w:tcPr>
+          <w:p>
+            <w:pPr>
+              <w:spacing w:line="276" w:lineRule="auto"/>
+              <w:rPr>
+                <w:rFonts w:ascii="Verdana" w:hAnsi="Verdana"/>
+                <w:sz w:val="20"/>
+                <w:szCs w:val="20"/>
+              </w:rPr>
+            </w:pPr>
+          </w:p>
+        </w:tc>
+        <w:tc>
+          <w:tcPr>
+            <w:tcW w:w="8810" w:type="dxa"/>
+            <w:tcBorders>
+              <w:top w:val="nil"/>
+              <w:bottom w:val="single" w:sz="4" w:space="0" w:color="auto"/>
+              <w:right w:val="nil"/>
+            </w:tcBorders>
+          </w:tcPr>
+          <w:p>
+            <w:pPr>
+              <w:spacing w:line="276" w:lineRule="auto"/>
+              <w:rPr>
+                <w:rFonts w:ascii="Verdana" w:hAnsi="Verdana"/>
+                <w:sz w:val="20"/>
+                <w:szCs w:val="20"/>
+              </w:rPr>
+            </w:pPr>
+            <w:r>
+              <w:rPr>
+                <w:rFonts w:ascii="Verdana" w:hAnsi="Verdana"/>
+                <w:sz w:val="20"/>
+                <w:szCs w:val="20"/>
+              </w:rPr>
+              <w:t xml:space="preserve">Designed and implemented the </w:t>
+            </w:r>
+            <w:r>
+              <w:rPr>
+                <w:rFonts w:ascii="Verdana" w:hAnsi="Verdana"/>
+                <w:sz w:val="20"/>
+                <w:szCs w:val="20"/>
+              </w:rPr>
+              <w:t>Browse Music</w:t>
+            </w:r>
+            <w:r>
+              <w:rPr>
+                <w:rFonts w:ascii="Verdana" w:hAnsi="Verdana"/>
+                <w:sz w:val="20"/>
+                <w:szCs w:val="20"/>
+              </w:rPr>
+              <w:t xml:space="preserve"> API serving Amazon Music's most popular browse experiences across all client platforms, handling 100M+ daily requests with 99.99% availability</w:t>
             </w:r>
           </w:p>
         </w:tc>
@@ -1493,39 +1882,169 @@
                 <w:sz w:val="20"/>
                 <w:szCs w:val="20"/>
               </w:rPr>
-              <w:t xml:space="preserve">Designed, implemented and successfully released </w:t>
+              <w:t>Improved system performance through multiple initiatives:</w:t>
             </w:r>
+          </w:p>
+          <w:p>
+            <w:pPr>
+              <w:spacing w:line="276" w:lineRule="auto"/>
+              <w:rPr>
+                <w:rFonts w:ascii="Verdana" w:hAnsi="Verdana"/>
+                <w:sz w:val="20"/>
+                <w:szCs w:val="20"/>
+              </w:rPr>
+            </w:pPr>
             <w:r>
               <w:rPr>
                 <w:rFonts w:ascii="Verdana" w:hAnsi="Verdana"/>
                 <w:sz w:val="20"/>
                 <w:szCs w:val="20"/>
               </w:rPr>
-              <w:t xml:space="preserve">a </w:t>
+              <w:t xml:space="preserve">  - Reduced Lambda costs by 50% through JDK11 upgrade and optimization</w:t>
             </w:r>
+          </w:p>
+          <w:p>
+            <w:pPr>
+              <w:spacing w:line="276" w:lineRule="auto"/>
+              <w:rPr>
+                <w:rFonts w:ascii="Verdana" w:hAnsi="Verdana"/>
+                <w:sz w:val="20"/>
+                <w:szCs w:val="20"/>
+              </w:rPr>
+            </w:pPr>
             <w:r>
               <w:rPr>
                 <w:rFonts w:ascii="Verdana" w:hAnsi="Verdana"/>
                 <w:sz w:val="20"/>
                 <w:szCs w:val="20"/>
               </w:rPr>
-              <w:t xml:space="preserve">data aggregation API based on a custom </w:t>
+              <w:t xml:space="preserve">  - Decreased API latency from 800ms to under 400ms P90 through architectural improvements</w:t>
             </w:r>
+          </w:p>
+          <w:p>
+            <w:pPr>
+              <w:spacing w:line="276" w:lineRule="auto"/>
+              <w:rPr>
+                <w:rFonts w:ascii="Verdana" w:hAnsi="Verdana"/>
+                <w:sz w:val="20"/>
+                <w:szCs w:val="20"/>
+              </w:rPr>
+            </w:pPr>
             <w:r>
               <w:rPr>
                 <w:rFonts w:ascii="Verdana" w:hAnsi="Verdana"/>
                 <w:sz w:val="20"/>
                 <w:szCs w:val="20"/>
               </w:rPr>
-              <w:t xml:space="preserve">in-house </w:t>
+              <w:t xml:space="preserve">  - Implemented intelligent caching reducing backend calls by 60%</w:t>
             </w:r>
+          </w:p>
+        </w:tc>
+      </w:tr>
+      <w:tr>
+        <w:trPr>
+          <w:trHeight w:val="620"/>
+        </w:trPr>
+        <w:tc>
+          <w:tcPr>
+            <w:tcW w:w="1980" w:type="dxa"/>
+            <w:vMerge/>
+            <w:tcBorders>
+              <w:left w:val="nil"/>
+              <w:bottom w:val="single" w:sz="4" w:space="0" w:color="auto"/>
+            </w:tcBorders>
+          </w:tcPr>
+          <w:p>
+            <w:pPr>
+              <w:spacing w:line="276" w:lineRule="auto"/>
+              <w:rPr>
+                <w:rFonts w:ascii="Verdana" w:hAnsi="Verdana"/>
+                <w:sz w:val="20"/>
+                <w:szCs w:val="20"/>
+              </w:rPr>
+            </w:pPr>
+          </w:p>
+        </w:tc>
+        <w:tc>
+          <w:tcPr>
+            <w:tcW w:w="8810" w:type="dxa"/>
+            <w:tcBorders>
+              <w:top w:val="nil"/>
+              <w:bottom w:val="single" w:sz="4" w:space="0" w:color="auto"/>
+              <w:right w:val="nil"/>
+            </w:tcBorders>
+          </w:tcPr>
+          <w:p>
+            <w:pPr>
+              <w:spacing w:line="276" w:lineRule="auto"/>
+              <w:rPr>
+                <w:rFonts w:ascii="Verdana" w:hAnsi="Verdana"/>
+                <w:sz w:val="20"/>
+                <w:szCs w:val="20"/>
+              </w:rPr>
+            </w:pPr>
             <w:r>
               <w:rPr>
                 <w:rFonts w:ascii="Verdana" w:hAnsi="Verdana"/>
                 <w:sz w:val="20"/>
                 <w:szCs w:val="20"/>
               </w:rPr>
-              <w:t>communication protocol</w:t>
+              <w:t>Technical Leadership:</w:t>
+            </w:r>
+          </w:p>
+          <w:p>
+            <w:pPr>
+              <w:spacing w:line="276" w:lineRule="auto"/>
+              <w:rPr>
+                <w:rFonts w:ascii="Verdana" w:hAnsi="Verdana"/>
+                <w:sz w:val="20"/>
+                <w:szCs w:val="20"/>
+              </w:rPr>
+            </w:pPr>
+            <w:r>
+              <w:rPr>
+                <w:rFonts w:ascii="Verdana" w:hAnsi="Verdana"/>
+                <w:sz w:val="20"/>
+                <w:szCs w:val="20"/>
+              </w:rPr>
+              <w:t xml:space="preserve">  - Created technical proposals and frameworks adopted across teams for API versioning, testing strategies, and logging standards</w:t>
+            </w:r>
+          </w:p>
+          <w:p>
+            <w:pPr>
+              <w:spacing w:line="276" w:lineRule="auto"/>
+              <w:rPr>
+                <w:rFonts w:ascii="Verdana" w:hAnsi="Verdana"/>
+                <w:sz w:val="20"/>
+                <w:szCs w:val="20"/>
+              </w:rPr>
+            </w:pPr>
+            <w:r>
+              <w:rPr>
+                <w:rFonts w:ascii="Verdana" w:hAnsi="Verdana"/>
+                <w:sz w:val="20"/>
+                <w:szCs w:val="20"/>
+              </w:rPr>
+              <w:lastRenderedPageBreak/>
+              <w:t xml:space="preserve">  - Led cross-functional projects coordinating between Experience, Platform and Partner teams</w:t>
+            </w:r>
+          </w:p>
+          <w:p>
+            <w:pPr>
+              <w:spacing w:line="276" w:lineRule="auto"/>
+              <w:rPr>
+                <w:rFonts w:ascii="Verdana" w:hAnsi="Verdana"/>
+                <w:sz w:val="20"/>
+                <w:szCs w:val="20"/>
+              </w:rPr>
+            </w:pPr>
+            <w:r>
+              <w:rPr>
+                <w:rFonts w:ascii="Verdana" w:hAnsi="Verdana"/>
+                <w:sz w:val="20"/>
+                <w:szCs w:val="20"/>
+              </w:rPr>
+              <w:t xml:space="preserve">  - Mentored team members on distributed systems design and AWS best practices</w:t>
             </w:r>
           </w:p>
         </w:tc>
@@ -1557,7 +2076,46 @@
                 <w:sz w:val="20"/>
                 <w:szCs w:val="20"/>
               </w:rPr>
+              <w:lastRenderedPageBreak/>
               <w:t>Google</w:t>
+            </w:r>
+            <w:r>
+              <w:rPr>
+                <w:rFonts w:ascii="Verdana" w:hAnsi="Verdana"/>
+                <w:sz w:val="20"/>
+                <w:szCs w:val="20"/>
+              </w:rPr>
+              <w:t xml:space="preserve"> </w:t>
+            </w:r>
+            <w:r>
+              <w:rPr>
+                <w:rFonts w:ascii="Verdana" w:hAnsi="Verdana"/>
+                <w:i/>
+                <w:iCs/>
+                <w:sz w:val="20"/>
+                <w:szCs w:val="20"/>
+              </w:rPr>
+              <w:t>(</w:t>
+            </w:r>
+            <w:r>
+              <w:rPr>
+                <w:rFonts w:ascii="Verdana" w:hAnsi="Verdana"/>
+                <w:i/>
+                <w:iCs/>
+                <w:sz w:val="20"/>
+                <w:szCs w:val="20"/>
+              </w:rPr>
+              <w:t>C</w:t>
+            </w:r>
+            <w:r>
+              <w:rPr>
+                <w:rFonts w:ascii="Verdana" w:hAnsi="Verdana"/>
+                <w:i/>
+                <w:iCs/>
+                <w:sz w:val="20"/>
+                <w:szCs w:val="20"/>
+              </w:rPr>
+              <w:t>ontractor)</w:t>
             </w:r>
           </w:p>
           <w:p>
@@ -1594,62 +2152,14 @@
                 <w:sz w:val="20"/>
                 <w:szCs w:val="20"/>
               </w:rPr>
-              <w:t xml:space="preserve">Introduced a data processing </w:t>
-            </w:r>
-            <w:r>
-              <w:rPr>
-                <w:rFonts w:ascii="Verdana" w:hAnsi="Verdana"/>
-                <w:sz w:val="20"/>
-                <w:szCs w:val="20"/>
-              </w:rPr>
-              <w:t>pipeline for Advertising system</w:t>
-            </w:r>
-            <w:r>
-              <w:rPr>
-                <w:rFonts w:ascii="Verdana" w:hAnsi="Verdana"/>
-                <w:sz w:val="20"/>
-                <w:szCs w:val="20"/>
-              </w:rPr>
-              <w:t xml:space="preserve">, which completely replaced </w:t>
-            </w:r>
-            <w:r>
-              <w:rPr>
-                <w:rFonts w:ascii="Verdana" w:hAnsi="Verdana"/>
-                <w:sz w:val="20"/>
-                <w:szCs w:val="20"/>
-              </w:rPr>
-              <w:t>a</w:t>
-            </w:r>
-            <w:r>
-              <w:rPr>
-                <w:rFonts w:ascii="Verdana" w:hAnsi="Verdana"/>
-                <w:sz w:val="20"/>
-                <w:szCs w:val="20"/>
-              </w:rPr>
-              <w:t>n existed</w:t>
-            </w:r>
-            <w:r>
-              <w:rPr>
-                <w:rFonts w:ascii="Verdana" w:hAnsi="Verdana"/>
-                <w:sz w:val="20"/>
-                <w:szCs w:val="20"/>
-              </w:rPr>
-              <w:t xml:space="preserve"> </w:t>
-            </w:r>
-            <w:r>
-              <w:rPr>
-                <w:rFonts w:ascii="Verdana" w:hAnsi="Verdana"/>
-                <w:sz w:val="20"/>
-                <w:szCs w:val="20"/>
-              </w:rPr>
-              <w:t>manual workflow. Client waiting time decreased from 3 days to 1 hour</w:t>
+              <w:t>Architected and implemented an automated advertising data processing pipeline reducing processing time from 3 days to 1 hour, enabling real-time campaign optimization</w:t>
             </w:r>
           </w:p>
         </w:tc>
       </w:tr>
       <w:tr>
         <w:trPr>
-          <w:trHeight w:val="611"/>
+          <w:trHeight w:val="368"/>
         </w:trPr>
         <w:tc>
           <w:tcPr>
@@ -1675,6 +2185,58 @@
                 <w:szCs w:val="20"/>
               </w:rPr>
               <w:t>Sephora</w:t>
+            </w:r>
+          </w:p>
+          <w:p>
+            <w:pPr>
+              <w:spacing w:line="276" w:lineRule="auto"/>
+              <w:rPr>
+                <w:rFonts w:ascii="Verdana" w:hAnsi="Verdana"/>
+                <w:i/>
+                <w:iCs/>
+                <w:sz w:val="20"/>
+                <w:szCs w:val="20"/>
+              </w:rPr>
+            </w:pPr>
+            <w:r>
+              <w:rPr>
+                <w:rFonts w:ascii="Verdana" w:hAnsi="Verdana"/>
+                <w:i/>
+                <w:iCs/>
+                <w:sz w:val="20"/>
+                <w:szCs w:val="20"/>
+              </w:rPr>
+              <w:t>(</w:t>
+            </w:r>
+            <w:r>
+              <w:rPr>
+                <w:rFonts w:ascii="Verdana" w:hAnsi="Verdana"/>
+                <w:i/>
+                <w:iCs/>
+                <w:sz w:val="20"/>
+                <w:szCs w:val="20"/>
+              </w:rPr>
+              <w:t>C</w:t>
+            </w:r>
+            <w:r>
+              <w:rPr>
+                <w:rFonts w:ascii="Verdana" w:hAnsi="Verdana"/>
+                <w:i/>
+                <w:iCs/>
+                <w:sz w:val="20"/>
+                <w:szCs w:val="20"/>
+              </w:rPr>
+              <w:t>ontractor</w:t>
+            </w:r>
+            <w:r>
+              <w:rPr>
+                <w:rFonts w:ascii="Verdana" w:hAnsi="Verdana"/>
+                <w:i/>
+                <w:iCs/>
+                <w:sz w:val="20"/>
+                <w:szCs w:val="20"/>
+              </w:rPr>
+              <w:t>)</w:t>
             </w:r>
           </w:p>
         </w:tc>
@@ -1700,14 +2262,14 @@
                 <w:sz w:val="20"/>
                 <w:szCs w:val="20"/>
               </w:rPr>
-              <w:t>Increased production system’s throughput in 5 times by introducing distributed caching, which reduced amount of DB updates by 90%</w:t>
+              <w:t>5x increase in system throughput through distributed caching implementation</w:t>
             </w:r>
           </w:p>
         </w:tc>
       </w:tr>
       <w:tr>
         <w:trPr>
-          <w:trHeight w:val="629"/>
+          <w:trHeight w:val="350"/>
         </w:trPr>
         <w:tc>
           <w:tcPr>
@@ -1750,31 +2312,57 @@
                 <w:sz w:val="20"/>
                 <w:szCs w:val="20"/>
               </w:rPr>
-              <w:t xml:space="preserve">Improved data processing flow by introducing </w:t>
+              <w:t>90% reduction in database load</w:t>
             </w:r>
+          </w:p>
+        </w:tc>
+      </w:tr>
+      <w:tr>
+        <w:trPr>
+          <w:trHeight w:val="350"/>
+        </w:trPr>
+        <w:tc>
+          <w:tcPr>
+            <w:tcW w:w="1980" w:type="dxa"/>
+            <w:vMerge/>
+            <w:tcBorders>
+              <w:left w:val="nil"/>
+            </w:tcBorders>
+          </w:tcPr>
+          <w:p>
+            <w:pPr>
+              <w:spacing w:line="276" w:lineRule="auto"/>
+              <w:rPr>
+                <w:rFonts w:ascii="Verdana" w:hAnsi="Verdana"/>
+                <w:sz w:val="20"/>
+                <w:szCs w:val="20"/>
+              </w:rPr>
+            </w:pPr>
+          </w:p>
+        </w:tc>
+        <w:tc>
+          <w:tcPr>
+            <w:tcW w:w="8810" w:type="dxa"/>
+            <w:tcBorders>
+              <w:right w:val="nil"/>
+            </w:tcBorders>
+          </w:tcPr>
+          <w:p>
+            <w:pPr>
+              <w:spacing w:line="276" w:lineRule="auto"/>
+              <w:rPr>
+                <w:rFonts w:ascii="Verdana" w:hAnsi="Verdana"/>
+                <w:sz w:val="20"/>
+                <w:szCs w:val="20"/>
+              </w:rPr>
+            </w:pPr>
             <w:r>
               <w:rPr>
                 <w:rFonts w:ascii="Verdana" w:hAnsi="Verdana"/>
                 <w:sz w:val="20"/>
                 <w:szCs w:val="20"/>
               </w:rPr>
-              <w:t>a</w:t>
-            </w:r>
-            <w:r>
-              <w:rPr>
-                <w:rFonts w:ascii="Verdana" w:hAnsi="Verdana"/>
-                <w:sz w:val="20"/>
-                <w:szCs w:val="20"/>
-              </w:rPr>
-              <w:t>synchronous framework, which increased performance</w:t>
-            </w:r>
-            <w:r>
-              <w:rPr>
-                <w:rFonts w:ascii="Verdana" w:hAnsi="Verdana"/>
-                <w:sz w:val="20"/>
-                <w:szCs w:val="20"/>
-              </w:rPr>
-              <w:t xml:space="preserve"> in 3 times, and also made the system more scalable</w:t>
+              <w:t>3x performance improvement through asynchronous processing framework</w:t>
             </w:r>
           </w:p>
         </w:tc>
@@ -1807,6 +2395,68 @@
               </w:rPr>
               <w:t>GNC</w:t>
             </w:r>
+          </w:p>
+          <w:p>
+            <w:pPr>
+              <w:spacing w:line="276" w:lineRule="auto"/>
+              <w:rPr>
+                <w:rFonts w:ascii="Verdana" w:hAnsi="Verdana"/>
+                <w:i/>
+                <w:iCs/>
+                <w:sz w:val="20"/>
+                <w:szCs w:val="20"/>
+              </w:rPr>
+            </w:pPr>
+            <w:r>
+              <w:rPr>
+                <w:rFonts w:ascii="Verdana" w:hAnsi="Verdana"/>
+                <w:i/>
+                <w:iCs/>
+                <w:sz w:val="20"/>
+                <w:szCs w:val="20"/>
+              </w:rPr>
+              <w:t>(</w:t>
+            </w:r>
+            <w:r>
+              <w:rPr>
+                <w:rFonts w:ascii="Verdana" w:hAnsi="Verdana"/>
+                <w:i/>
+                <w:iCs/>
+                <w:sz w:val="20"/>
+                <w:szCs w:val="20"/>
+              </w:rPr>
+              <w:t>C</w:t>
+            </w:r>
+            <w:r>
+              <w:rPr>
+                <w:rFonts w:ascii="Verdana" w:hAnsi="Verdana"/>
+                <w:i/>
+                <w:iCs/>
+                <w:sz w:val="20"/>
+                <w:szCs w:val="20"/>
+              </w:rPr>
+              <w:t>ontractor</w:t>
+            </w:r>
+            <w:r>
+              <w:rPr>
+                <w:rFonts w:ascii="Verdana" w:hAnsi="Verdana"/>
+                <w:i/>
+                <w:iCs/>
+                <w:sz w:val="20"/>
+                <w:szCs w:val="20"/>
+              </w:rPr>
+              <w:t>)</w:t>
+            </w:r>
+          </w:p>
+          <w:p>
+            <w:pPr>
+              <w:spacing w:line="276" w:lineRule="auto"/>
+              <w:rPr>
+                <w:rFonts w:ascii="Verdana" w:hAnsi="Verdana"/>
+                <w:sz w:val="20"/>
+                <w:szCs w:val="20"/>
+              </w:rPr>
+            </w:pPr>
           </w:p>
         </w:tc>
         <w:tc>
@@ -1888,23 +2538,65 @@
                 <w:szCs w:val="20"/>
               </w:rPr>
             </w:pPr>
-            <w:proofErr w:type="spellStart"/>
             <w:r>
               <w:rPr>
                 <w:rFonts w:ascii="Verdana" w:hAnsi="Verdana"/>
                 <w:sz w:val="20"/>
                 <w:szCs w:val="20"/>
               </w:rPr>
-              <w:t>Brico</w:t>
+              <w:t>Brico Depot</w:t>
             </w:r>
-            <w:proofErr w:type="spellEnd"/>
+          </w:p>
+          <w:p>
+            <w:pPr>
+              <w:spacing w:line="276" w:lineRule="auto"/>
+              <w:rPr>
+                <w:rFonts w:ascii="Verdana" w:hAnsi="Verdana"/>
+                <w:i/>
+                <w:iCs/>
+                <w:sz w:val="20"/>
+                <w:szCs w:val="20"/>
+              </w:rPr>
+            </w:pPr>
             <w:r>
               <w:rPr>
                 <w:rFonts w:ascii="Verdana" w:hAnsi="Verdana"/>
-                <w:sz w:val="20"/>
-                <w:szCs w:val="20"/>
-              </w:rPr>
-              <w:t xml:space="preserve"> Depot</w:t>
+                <w:i/>
+                <w:iCs/>
+                <w:sz w:val="20"/>
+                <w:szCs w:val="20"/>
+              </w:rPr>
+              <w:t>(</w:t>
+            </w:r>
+            <w:r>
+              <w:rPr>
+                <w:rFonts w:ascii="Verdana" w:hAnsi="Verdana"/>
+                <w:i/>
+                <w:iCs/>
+                <w:sz w:val="20"/>
+                <w:szCs w:val="20"/>
+              </w:rPr>
+              <w:t>C</w:t>
+            </w:r>
+            <w:r>
+              <w:rPr>
+                <w:rFonts w:ascii="Verdana" w:hAnsi="Verdana"/>
+                <w:i/>
+                <w:iCs/>
+                <w:sz w:val="20"/>
+                <w:szCs w:val="20"/>
+              </w:rPr>
+              <w:t>ontractor</w:t>
+            </w:r>
+            <w:r>
+              <w:rPr>
+                <w:rFonts w:ascii="Verdana" w:hAnsi="Verdana"/>
+                <w:i/>
+                <w:iCs/>
+                <w:sz w:val="20"/>
+                <w:szCs w:val="20"/>
+              </w:rPr>
+              <w:t>)</w:t>
             </w:r>
           </w:p>
         </w:tc>
@@ -1981,6 +2673,58 @@
               <w:t>Expedia</w:t>
             </w:r>
           </w:p>
+          <w:p>
+            <w:pPr>
+              <w:spacing w:line="276" w:lineRule="auto"/>
+              <w:rPr>
+                <w:rFonts w:ascii="Verdana" w:hAnsi="Verdana"/>
+                <w:i/>
+                <w:iCs/>
+                <w:sz w:val="20"/>
+                <w:szCs w:val="20"/>
+              </w:rPr>
+            </w:pPr>
+            <w:r>
+              <w:rPr>
+                <w:rFonts w:ascii="Verdana" w:hAnsi="Verdana"/>
+                <w:i/>
+                <w:iCs/>
+                <w:sz w:val="20"/>
+                <w:szCs w:val="20"/>
+              </w:rPr>
+              <w:t>(</w:t>
+            </w:r>
+            <w:r>
+              <w:rPr>
+                <w:rFonts w:ascii="Verdana" w:hAnsi="Verdana"/>
+                <w:i/>
+                <w:iCs/>
+                <w:sz w:val="20"/>
+                <w:szCs w:val="20"/>
+              </w:rPr>
+              <w:t>C</w:t>
+            </w:r>
+            <w:r>
+              <w:rPr>
+                <w:rFonts w:ascii="Verdana" w:hAnsi="Verdana"/>
+                <w:i/>
+                <w:iCs/>
+                <w:sz w:val="20"/>
+                <w:szCs w:val="20"/>
+              </w:rPr>
+              <w:t>ontractor</w:t>
+            </w:r>
+            <w:r>
+              <w:rPr>
+                <w:rFonts w:ascii="Verdana" w:hAnsi="Verdana"/>
+                <w:i/>
+                <w:iCs/>
+                <w:sz w:val="20"/>
+                <w:szCs w:val="20"/>
+              </w:rPr>
+              <w:t>)</w:t>
+            </w:r>
+          </w:p>
         </w:tc>
         <w:tc>
           <w:tcPr>
@@ -2362,7 +3106,7 @@
 </file>
 
 <file path=word/endnotes.xml><?xml version="1.0" encoding="utf-8"?>
-<w:endnotes xmlns:wpc="http://schemas.microsoft.com/office/word/2010/wordprocessingCanvas" xmlns:cx="http://schemas.microsoft.com/office/drawing/2014/chartex" xmlns:cx1="http://schemas.microsoft.com/office/drawing/2015/9/8/chartex" xmlns:cx2="http://schemas.microsoft.com/office/drawing/2015/10/21/chartex" xmlns:cx3="http://schemas.microsoft.com/office/drawing/2016/5/9/chartex" xmlns:cx4="http://schemas.microsoft.com/office/drawing/2016/5/10/chartex" xmlns:cx5="http://schemas.microsoft.com/office/drawing/2016/5/11/chartex" xmlns:cx6="http://schemas.microsoft.com/office/drawing/2016/5/12/chartex" xmlns:cx7="http://schemas.microsoft.com/office/drawing/2016/5/13/chartex" xmlns:cx8="http://schemas.microsoft.com/office/drawing/2016/5/14/chartex" xmlns:mc="http://schemas.openxmlformats.org/markup-compatibility/2006" xmlns:aink="http://schemas.microsoft.com/office/drawing/2016/ink" xmlns:am3d="http://schemas.microsoft.com/office/drawing/2017/model3d" xmlns:o="urn:schemas-microsoft-com:office:office" xmlns:r="http://schemas.openxmlformats.org/officeDocument/2006/relationships" xmlns:m="http://schemas.openxmlformats.org/officeDocument/2006/math" xmlns:v="urn:schemas-microsoft-com:vml" xmlns:wp14="http://schemas.microsoft.com/office/word/2010/wordprocessingDrawing" xmlns:wp="http://schemas.openxmlformats.org/drawingml/2006/wordprocessingDrawing" xmlns:w10="urn:schemas-microsoft-com:office:word" xmlns:w="http://schemas.openxmlformats.org/wordprocessingml/2006/main" xmlns:w14="http://schemas.microsoft.com/office/word/2010/wordml" xmlns:w15="http://schemas.microsoft.com/office/word/2012/wordml" xmlns:w16cex="http://schemas.microsoft.com/office/word/2018/wordml/cex" xmlns:w16cid="http://schemas.microsoft.com/office/word/2016/wordml/cid" xmlns:w16="http://schemas.microsoft.com/office/word/2018/wordml" xmlns:w16se="http://schemas.microsoft.com/office/word/2015/wordml/symex" xmlns:wpg="http://schemas.microsoft.com/office/word/2010/wordprocessingGroup" xmlns:wpi="http://schemas.microsoft.com/office/word/2010/wordprocessingInk" xmlns:wne="http://schemas.microsoft.com/office/word/2006/wordml" xmlns:wps="http://schemas.microsoft.com/office/word/2010/wordprocessingShape" mc:Ignorable="w14 w15 w16se w16cid w16 w16cex wp14">
+<w:endnotes xmlns:wpc="http://schemas.microsoft.com/office/word/2010/wordprocessingCanvas" xmlns:cx="http://schemas.microsoft.com/office/drawing/2014/chartex" xmlns:cx1="http://schemas.microsoft.com/office/drawing/2015/9/8/chartex" xmlns:cx2="http://schemas.microsoft.com/office/drawing/2015/10/21/chartex" xmlns:cx3="http://schemas.microsoft.com/office/drawing/2016/5/9/chartex" xmlns:cx4="http://schemas.microsoft.com/office/drawing/2016/5/10/chartex" xmlns:cx5="http://schemas.microsoft.com/office/drawing/2016/5/11/chartex" xmlns:cx6="http://schemas.microsoft.com/office/drawing/2016/5/12/chartex" xmlns:cx7="http://schemas.microsoft.com/office/drawing/2016/5/13/chartex" xmlns:cx8="http://schemas.microsoft.com/office/drawing/2016/5/14/chartex" xmlns:mc="http://schemas.openxmlformats.org/markup-compatibility/2006" xmlns:aink="http://schemas.microsoft.com/office/drawing/2016/ink" xmlns:am3d="http://schemas.microsoft.com/office/drawing/2017/model3d" xmlns:o="urn:schemas-microsoft-com:office:office" xmlns:oel="http://schemas.microsoft.com/office/2019/extlst" xmlns:r="http://schemas.openxmlformats.org/officeDocument/2006/relationships" xmlns:m="http://schemas.openxmlformats.org/officeDocument/2006/math" xmlns:v="urn:schemas-microsoft-com:vml" xmlns:wp14="http://schemas.microsoft.com/office/word/2010/wordprocessingDrawing" xmlns:wp="http://schemas.openxmlformats.org/drawingml/2006/wordprocessingDrawing" xmlns:w10="urn:schemas-microsoft-com:office:word" xmlns:w="http://schemas.openxmlformats.org/wordprocessingml/2006/main" xmlns:w14="http://schemas.microsoft.com/office/word/2010/wordml" xmlns:w15="http://schemas.microsoft.com/office/word/2012/wordml" xmlns:w16cex="http://schemas.microsoft.com/office/word/2018/wordml/cex" xmlns:w16cid="http://schemas.microsoft.com/office/word/2016/wordml/cid" xmlns:w16="http://schemas.microsoft.com/office/word/2018/wordml" xmlns:w16du="http://schemas.microsoft.com/office/word/2023/wordml/word16du" xmlns:w16sdtdh="http://schemas.microsoft.com/office/word/2020/wordml/sdtdatahash" xmlns:w16sdtfl="http://schemas.microsoft.com/office/word/2024/wordml/sdtformatlock" xmlns:w16se="http://schemas.microsoft.com/office/word/2015/wordml/symex" xmlns:wpg="http://schemas.microsoft.com/office/word/2010/wordprocessingGroup" xmlns:wpi="http://schemas.microsoft.com/office/word/2010/wordprocessingInk" xmlns:wne="http://schemas.microsoft.com/office/word/2006/wordml" xmlns:wps="http://schemas.microsoft.com/office/word/2010/wordprocessingShape" mc:Ignorable="w14 w15 w16se w16cid w16 w16cex w16sdtdh w16sdtfl w16du wp14">
   <w:endnote w:type="separator" w:id="-1">
     <w:p>
       <w:r>
@@ -2381,7 +3125,7 @@
 </file>
 
 <file path=word/footnotes.xml><?xml version="1.0" encoding="utf-8"?>
-<w:footnotes xmlns:wpc="http://schemas.microsoft.com/office/word/2010/wordprocessingCanvas" xmlns:cx="http://schemas.microsoft.com/office/drawing/2014/chartex" xmlns:cx1="http://schemas.microsoft.com/office/drawing/2015/9/8/chartex" xmlns:cx2="http://schemas.microsoft.com/office/drawing/2015/10/21/chartex" xmlns:cx3="http://schemas.microsoft.com/office/drawing/2016/5/9/chartex" xmlns:cx4="http://schemas.microsoft.com/office/drawing/2016/5/10/chartex" xmlns:cx5="http://schemas.microsoft.com/office/drawing/2016/5/11/chartex" xmlns:cx6="http://schemas.microsoft.com/office/drawing/2016/5/12/chartex" xmlns:cx7="http://schemas.microsoft.com/office/drawing/2016/5/13/chartex" xmlns:cx8="http://schemas.microsoft.com/office/drawing/2016/5/14/chartex" xmlns:mc="http://schemas.openxmlformats.org/markup-compatibility/2006" xmlns:aink="http://schemas.microsoft.com/office/drawing/2016/ink" xmlns:am3d="http://schemas.microsoft.com/office/drawing/2017/model3d" xmlns:o="urn:schemas-microsoft-com:office:office" xmlns:r="http://schemas.openxmlformats.org/officeDocument/2006/relationships" xmlns:m="http://schemas.openxmlformats.org/officeDocument/2006/math" xmlns:v="urn:schemas-microsoft-com:vml" xmlns:wp14="http://schemas.microsoft.com/office/word/2010/wordprocessingDrawing" xmlns:wp="http://schemas.openxmlformats.org/drawingml/2006/wordprocessingDrawing" xmlns:w10="urn:schemas-microsoft-com:office:word" xmlns:w="http://schemas.openxmlformats.org/wordprocessingml/2006/main" xmlns:w14="http://schemas.microsoft.com/office/word/2010/wordml" xmlns:w15="http://schemas.microsoft.com/office/word/2012/wordml" xmlns:w16cex="http://schemas.microsoft.com/office/word/2018/wordml/cex" xmlns:w16cid="http://schemas.microsoft.com/office/word/2016/wordml/cid" xmlns:w16="http://schemas.microsoft.com/office/word/2018/wordml" xmlns:w16se="http://schemas.microsoft.com/office/word/2015/wordml/symex" xmlns:wpg="http://schemas.microsoft.com/office/word/2010/wordprocessingGroup" xmlns:wpi="http://schemas.microsoft.com/office/word/2010/wordprocessingInk" xmlns:wne="http://schemas.microsoft.com/office/word/2006/wordml" xmlns:wps="http://schemas.microsoft.com/office/word/2010/wordprocessingShape" mc:Ignorable="w14 w15 w16se w16cid w16 w16cex wp14">
+<w:footnotes xmlns:wpc="http://schemas.microsoft.com/office/word/2010/wordprocessingCanvas" xmlns:cx="http://schemas.microsoft.com/office/drawing/2014/chartex" xmlns:cx1="http://schemas.microsoft.com/office/drawing/2015/9/8/chartex" xmlns:cx2="http://schemas.microsoft.com/office/drawing/2015/10/21/chartex" xmlns:cx3="http://schemas.microsoft.com/office/drawing/2016/5/9/chartex" xmlns:cx4="http://schemas.microsoft.com/office/drawing/2016/5/10/chartex" xmlns:cx5="http://schemas.microsoft.com/office/drawing/2016/5/11/chartex" xmlns:cx6="http://schemas.microsoft.com/office/drawing/2016/5/12/chartex" xmlns:cx7="http://schemas.microsoft.com/office/drawing/2016/5/13/chartex" xmlns:cx8="http://schemas.microsoft.com/office/drawing/2016/5/14/chartex" xmlns:mc="http://schemas.openxmlformats.org/markup-compatibility/2006" xmlns:aink="http://schemas.microsoft.com/office/drawing/2016/ink" xmlns:am3d="http://schemas.microsoft.com/office/drawing/2017/model3d" xmlns:o="urn:schemas-microsoft-com:office:office" xmlns:oel="http://schemas.microsoft.com/office/2019/extlst" xmlns:r="http://schemas.openxmlformats.org/officeDocument/2006/relationships" xmlns:m="http://schemas.openxmlformats.org/officeDocument/2006/math" xmlns:v="urn:schemas-microsoft-com:vml" xmlns:wp14="http://schemas.microsoft.com/office/word/2010/wordprocessingDrawing" xmlns:wp="http://schemas.openxmlformats.org/drawingml/2006/wordprocessingDrawing" xmlns:w10="urn:schemas-microsoft-com:office:word" xmlns:w="http://schemas.openxmlformats.org/wordprocessingml/2006/main" xmlns:w14="http://schemas.microsoft.com/office/word/2010/wordml" xmlns:w15="http://schemas.microsoft.com/office/word/2012/wordml" xmlns:w16cex="http://schemas.microsoft.com/office/word/2018/wordml/cex" xmlns:w16cid="http://schemas.microsoft.com/office/word/2016/wordml/cid" xmlns:w16="http://schemas.microsoft.com/office/word/2018/wordml" xmlns:w16du="http://schemas.microsoft.com/office/word/2023/wordml/word16du" xmlns:w16sdtdh="http://schemas.microsoft.com/office/word/2020/wordml/sdtdatahash" xmlns:w16sdtfl="http://schemas.microsoft.com/office/word/2024/wordml/sdtformatlock" xmlns:w16se="http://schemas.microsoft.com/office/word/2015/wordml/symex" xmlns:wpg="http://schemas.microsoft.com/office/word/2010/wordprocessingGroup" xmlns:wpi="http://schemas.microsoft.com/office/word/2010/wordprocessingInk" xmlns:wne="http://schemas.microsoft.com/office/word/2006/wordml" xmlns:wps="http://schemas.microsoft.com/office/word/2010/wordprocessingShape" mc:Ignorable="w14 w15 w16se w16cid w16 w16cex w16sdtdh w16sdtfl w16du wp14">
   <w:footnote w:type="separator" w:id="-1">
     <w:p>
       <w:r>
@@ -2400,7 +3144,7 @@
 </file>
 
 <file path=word/header1.xml><?xml version="1.0" encoding="utf-8"?>
-<w:hdr xmlns:wpc="http://schemas.microsoft.com/office/word/2010/wordprocessingCanvas" xmlns:cx="http://schemas.microsoft.com/office/drawing/2014/chartex" xmlns:cx1="http://schemas.microsoft.com/office/drawing/2015/9/8/chartex" xmlns:cx2="http://schemas.microsoft.com/office/drawing/2015/10/21/chartex" xmlns:cx3="http://schemas.microsoft.com/office/drawing/2016/5/9/chartex" xmlns:cx4="http://schemas.microsoft.com/office/drawing/2016/5/10/chartex" xmlns:cx5="http://schemas.microsoft.com/office/drawing/2016/5/11/chartex" xmlns:cx6="http://schemas.microsoft.com/office/drawing/2016/5/12/chartex" xmlns:cx7="http://schemas.microsoft.com/office/drawing/2016/5/13/chartex" xmlns:cx8="http://schemas.microsoft.com/office/drawing/2016/5/14/chartex" xmlns:mc="http://schemas.openxmlformats.org/markup-compatibility/2006" xmlns:aink="http://schemas.microsoft.com/office/drawing/2016/ink" xmlns:am3d="http://schemas.microsoft.com/office/drawing/2017/model3d" xmlns:o="urn:schemas-microsoft-com:office:office" xmlns:r="http://schemas.openxmlformats.org/officeDocument/2006/relationships" xmlns:m="http://schemas.openxmlformats.org/officeDocument/2006/math" xmlns:v="urn:schemas-microsoft-com:vml" xmlns:wp14="http://schemas.microsoft.com/office/word/2010/wordprocessingDrawing" xmlns:wp="http://schemas.openxmlformats.org/drawingml/2006/wordprocessingDrawing" xmlns:w10="urn:schemas-microsoft-com:office:word" xmlns:w="http://schemas.openxmlformats.org/wordprocessingml/2006/main" xmlns:w14="http://schemas.microsoft.com/office/word/2010/wordml" xmlns:w15="http://schemas.microsoft.com/office/word/2012/wordml" xmlns:w16cex="http://schemas.microsoft.com/office/word/2018/wordml/cex" xmlns:w16cid="http://schemas.microsoft.com/office/word/2016/wordml/cid" xmlns:w16="http://schemas.microsoft.com/office/word/2018/wordml" xmlns:w16se="http://schemas.microsoft.com/office/word/2015/wordml/symex" xmlns:wpg="http://schemas.microsoft.com/office/word/2010/wordprocessingGroup" xmlns:wpi="http://schemas.microsoft.com/office/word/2010/wordprocessingInk" xmlns:wne="http://schemas.microsoft.com/office/word/2006/wordml" xmlns:wps="http://schemas.microsoft.com/office/word/2010/wordprocessingShape" mc:Ignorable="w14 w15 w16se w16cid w16 w16cex wp14">
+<w:hdr xmlns:wpc="http://schemas.microsoft.com/office/word/2010/wordprocessingCanvas" xmlns:cx="http://schemas.microsoft.com/office/drawing/2014/chartex" xmlns:cx1="http://schemas.microsoft.com/office/drawing/2015/9/8/chartex" xmlns:cx2="http://schemas.microsoft.com/office/drawing/2015/10/21/chartex" xmlns:cx3="http://schemas.microsoft.com/office/drawing/2016/5/9/chartex" xmlns:cx4="http://schemas.microsoft.com/office/drawing/2016/5/10/chartex" xmlns:cx5="http://schemas.microsoft.com/office/drawing/2016/5/11/chartex" xmlns:cx6="http://schemas.microsoft.com/office/drawing/2016/5/12/chartex" xmlns:cx7="http://schemas.microsoft.com/office/drawing/2016/5/13/chartex" xmlns:cx8="http://schemas.microsoft.com/office/drawing/2016/5/14/chartex" xmlns:mc="http://schemas.openxmlformats.org/markup-compatibility/2006" xmlns:aink="http://schemas.microsoft.com/office/drawing/2016/ink" xmlns:am3d="http://schemas.microsoft.com/office/drawing/2017/model3d" xmlns:o="urn:schemas-microsoft-com:office:office" xmlns:oel="http://schemas.microsoft.com/office/2019/extlst" xmlns:r="http://schemas.openxmlformats.org/officeDocument/2006/relationships" xmlns:m="http://schemas.openxmlformats.org/officeDocument/2006/math" xmlns:v="urn:schemas-microsoft-com:vml" xmlns:wp14="http://schemas.microsoft.com/office/word/2010/wordprocessingDrawing" xmlns:wp="http://schemas.openxmlformats.org/drawingml/2006/wordprocessingDrawing" xmlns:w10="urn:schemas-microsoft-com:office:word" xmlns:w="http://schemas.openxmlformats.org/wordprocessingml/2006/main" xmlns:w14="http://schemas.microsoft.com/office/word/2010/wordml" xmlns:w15="http://schemas.microsoft.com/office/word/2012/wordml" xmlns:w16cex="http://schemas.microsoft.com/office/word/2018/wordml/cex" xmlns:w16cid="http://schemas.microsoft.com/office/word/2016/wordml/cid" xmlns:w16="http://schemas.microsoft.com/office/word/2018/wordml" xmlns:w16du="http://schemas.microsoft.com/office/word/2023/wordml/word16du" xmlns:w16sdtdh="http://schemas.microsoft.com/office/word/2020/wordml/sdtdatahash" xmlns:w16sdtfl="http://schemas.microsoft.com/office/word/2024/wordml/sdtformatlock" xmlns:w16se="http://schemas.microsoft.com/office/word/2015/wordml/symex" xmlns:wpg="http://schemas.microsoft.com/office/word/2010/wordprocessingGroup" xmlns:wpi="http://schemas.microsoft.com/office/word/2010/wordprocessingInk" xmlns:wne="http://schemas.microsoft.com/office/word/2006/wordml" xmlns:wps="http://schemas.microsoft.com/office/word/2010/wordprocessingShape" mc:Ignorable="w14 w15 w16se w16cid w16 w16cex w16sdtdh w16sdtfl w16du wp14">
   <w:p>
     <w:pPr>
       <w:pBdr>
@@ -2615,7 +3359,7 @@
 </file>
 
 <file path=word/numbering.xml><?xml version="1.0" encoding="utf-8"?>
-<w:numbering xmlns:wpc="http://schemas.microsoft.com/office/word/2010/wordprocessingCanvas" xmlns:cx="http://schemas.microsoft.com/office/drawing/2014/chartex" xmlns:cx1="http://schemas.microsoft.com/office/drawing/2015/9/8/chartex" xmlns:cx2="http://schemas.microsoft.com/office/drawing/2015/10/21/chartex" xmlns:cx3="http://schemas.microsoft.com/office/drawing/2016/5/9/chartex" xmlns:cx4="http://schemas.microsoft.com/office/drawing/2016/5/10/chartex" xmlns:cx5="http://schemas.microsoft.com/office/drawing/2016/5/11/chartex" xmlns:cx6="http://schemas.microsoft.com/office/drawing/2016/5/12/chartex" xmlns:cx7="http://schemas.microsoft.com/office/drawing/2016/5/13/chartex" xmlns:cx8="http://schemas.microsoft.com/office/drawing/2016/5/14/chartex" xmlns:mc="http://schemas.openxmlformats.org/markup-compatibility/2006" xmlns:aink="http://schemas.microsoft.com/office/drawing/2016/ink" xmlns:am3d="http://schemas.microsoft.com/office/drawing/2017/model3d" xmlns:o="urn:schemas-microsoft-com:office:office" xmlns:r="http://schemas.openxmlformats.org/officeDocument/2006/relationships" xmlns:m="http://schemas.openxmlformats.org/officeDocument/2006/math" xmlns:v="urn:schemas-microsoft-com:vml" xmlns:wp14="http://schemas.microsoft.com/office/word/2010/wordprocessingDrawing" xmlns:wp="http://schemas.openxmlformats.org/drawingml/2006/wordprocessingDrawing" xmlns:w10="urn:schemas-microsoft-com:office:word" xmlns:w="http://schemas.openxmlformats.org/wordprocessingml/2006/main" xmlns:w14="http://schemas.microsoft.com/office/word/2010/wordml" xmlns:w15="http://schemas.microsoft.com/office/word/2012/wordml" xmlns:w16cex="http://schemas.microsoft.com/office/word/2018/wordml/cex" xmlns:w16cid="http://schemas.microsoft.com/office/word/2016/wordml/cid" xmlns:w16="http://schemas.microsoft.com/office/word/2018/wordml" xmlns:w16se="http://schemas.microsoft.com/office/word/2015/wordml/symex" xmlns:wpg="http://schemas.microsoft.com/office/word/2010/wordprocessingGroup" xmlns:wpi="http://schemas.microsoft.com/office/word/2010/wordprocessingInk" xmlns:wne="http://schemas.microsoft.com/office/word/2006/wordml" xmlns:wps="http://schemas.microsoft.com/office/word/2010/wordprocessingShape" mc:Ignorable="w14 w15 w16se w16cid w16 w16cex wp14">
+<w:numbering xmlns:wpc="http://schemas.microsoft.com/office/word/2010/wordprocessingCanvas" xmlns:cx="http://schemas.microsoft.com/office/drawing/2014/chartex" xmlns:cx1="http://schemas.microsoft.com/office/drawing/2015/9/8/chartex" xmlns:cx2="http://schemas.microsoft.com/office/drawing/2015/10/21/chartex" xmlns:cx3="http://schemas.microsoft.com/office/drawing/2016/5/9/chartex" xmlns:cx4="http://schemas.microsoft.com/office/drawing/2016/5/10/chartex" xmlns:cx5="http://schemas.microsoft.com/office/drawing/2016/5/11/chartex" xmlns:cx6="http://schemas.microsoft.com/office/drawing/2016/5/12/chartex" xmlns:cx7="http://schemas.microsoft.com/office/drawing/2016/5/13/chartex" xmlns:cx8="http://schemas.microsoft.com/office/drawing/2016/5/14/chartex" xmlns:mc="http://schemas.openxmlformats.org/markup-compatibility/2006" xmlns:aink="http://schemas.microsoft.com/office/drawing/2016/ink" xmlns:am3d="http://schemas.microsoft.com/office/drawing/2017/model3d" xmlns:o="urn:schemas-microsoft-com:office:office" xmlns:oel="http://schemas.microsoft.com/office/2019/extlst" xmlns:r="http://schemas.openxmlformats.org/officeDocument/2006/relationships" xmlns:m="http://schemas.openxmlformats.org/officeDocument/2006/math" xmlns:v="urn:schemas-microsoft-com:vml" xmlns:wp14="http://schemas.microsoft.com/office/word/2010/wordprocessingDrawing" xmlns:wp="http://schemas.openxmlformats.org/drawingml/2006/wordprocessingDrawing" xmlns:w10="urn:schemas-microsoft-com:office:word" xmlns:w="http://schemas.openxmlformats.org/wordprocessingml/2006/main" xmlns:w14="http://schemas.microsoft.com/office/word/2010/wordml" xmlns:w15="http://schemas.microsoft.com/office/word/2012/wordml" xmlns:w16cex="http://schemas.microsoft.com/office/word/2018/wordml/cex" xmlns:w16cid="http://schemas.microsoft.com/office/word/2016/wordml/cid" xmlns:w16="http://schemas.microsoft.com/office/word/2018/wordml" xmlns:w16du="http://schemas.microsoft.com/office/word/2023/wordml/word16du" xmlns:w16sdtdh="http://schemas.microsoft.com/office/word/2020/wordml/sdtdatahash" xmlns:w16sdtfl="http://schemas.microsoft.com/office/word/2024/wordml/sdtformatlock" xmlns:w16se="http://schemas.microsoft.com/office/word/2015/wordml/symex" xmlns:wpg="http://schemas.microsoft.com/office/word/2010/wordprocessingGroup" xmlns:wpi="http://schemas.microsoft.com/office/word/2010/wordprocessingInk" xmlns:wne="http://schemas.microsoft.com/office/word/2006/wordml" xmlns:wps="http://schemas.microsoft.com/office/word/2010/wordprocessingShape" mc:Ignorable="w14 w15 w16se w16cid w16 w16cex w16sdtdh w16sdtfl w16du wp14">
   <w:abstractNum w:abstractNumId="0" w15:restartNumberingAfterBreak="0">
     <w:nsid w:val="07A20259"/>
     <w:multiLevelType w:val="hybridMultilevel"/>
@@ -3777,6 +4521,119 @@
     </w:lvl>
   </w:abstractNum>
   <w:abstractNum w:abstractNumId="9" w15:restartNumberingAfterBreak="0">
+    <w:nsid w:val="1C970694"/>
+    <w:multiLevelType w:val="hybridMultilevel"/>
+    <w:tmpl w:val="FF3EA626"/>
+    <w:lvl w:ilvl="0" w:tplc="04090001">
+      <w:start w:val="1"/>
+      <w:numFmt w:val="bullet"/>
+      <w:lvlText w:val=""/>
+      <w:lvlJc w:val="left"/>
+      <w:pPr>
+        <w:ind w:left="720" w:hanging="360"/>
+      </w:pPr>
+      <w:rPr>
+        <w:rFonts w:ascii="Symbol" w:hAnsi="Symbol" w:hint="default"/>
+      </w:rPr>
+    </w:lvl>
+    <w:lvl w:ilvl="1" w:tplc="04090003" w:tentative="1">
+      <w:start w:val="1"/>
+      <w:numFmt w:val="bullet"/>
+      <w:lvlText w:val="o"/>
+      <w:lvlJc w:val="left"/>
+      <w:pPr>
+        <w:ind w:left="1440" w:hanging="360"/>
+      </w:pPr>
+      <w:rPr>
+        <w:rFonts w:ascii="Courier New" w:hAnsi="Courier New" w:cs="Courier New" w:hint="default"/>
+      </w:rPr>
+    </w:lvl>
+    <w:lvl w:ilvl="2" w:tplc="04090005" w:tentative="1">
+      <w:start w:val="1"/>
+      <w:numFmt w:val="bullet"/>
+      <w:lvlText w:val=""/>
+      <w:lvlJc w:val="left"/>
+      <w:pPr>
+        <w:ind w:left="2160" w:hanging="360"/>
+      </w:pPr>
+      <w:rPr>
+        <w:rFonts w:ascii="Wingdings" w:hAnsi="Wingdings" w:hint="default"/>
+      </w:rPr>
+    </w:lvl>
+    <w:lvl w:ilvl="3" w:tplc="04090001" w:tentative="1">
+      <w:start w:val="1"/>
+      <w:numFmt w:val="bullet"/>
+      <w:lvlText w:val=""/>
+      <w:lvlJc w:val="left"/>
+      <w:pPr>
+        <w:ind w:left="2880" w:hanging="360"/>
+      </w:pPr>
+      <w:rPr>
+        <w:rFonts w:ascii="Symbol" w:hAnsi="Symbol" w:hint="default"/>
+      </w:rPr>
+    </w:lvl>
+    <w:lvl w:ilvl="4" w:tplc="04090003" w:tentative="1">
+      <w:start w:val="1"/>
+      <w:numFmt w:val="bullet"/>
+      <w:lvlText w:val="o"/>
+      <w:lvlJc w:val="left"/>
+      <w:pPr>
+        <w:ind w:left="3600" w:hanging="360"/>
+      </w:pPr>
+      <w:rPr>
+        <w:rFonts w:ascii="Courier New" w:hAnsi="Courier New" w:cs="Courier New" w:hint="default"/>
+      </w:rPr>
+    </w:lvl>
+    <w:lvl w:ilvl="5" w:tplc="04090005" w:tentative="1">
+      <w:start w:val="1"/>
+      <w:numFmt w:val="bullet"/>
+      <w:lvlText w:val=""/>
+      <w:lvlJc w:val="left"/>
+      <w:pPr>
+        <w:ind w:left="4320" w:hanging="360"/>
+      </w:pPr>
+      <w:rPr>
+        <w:rFonts w:ascii="Wingdings" w:hAnsi="Wingdings" w:hint="default"/>
+      </w:rPr>
+    </w:lvl>
+    <w:lvl w:ilvl="6" w:tplc="04090001" w:tentative="1">
+      <w:start w:val="1"/>
+      <w:numFmt w:val="bullet"/>
+      <w:lvlText w:val=""/>
+      <w:lvlJc w:val="left"/>
+      <w:pPr>
+        <w:ind w:left="5040" w:hanging="360"/>
+      </w:pPr>
+      <w:rPr>
+        <w:rFonts w:ascii="Symbol" w:hAnsi="Symbol" w:hint="default"/>
+      </w:rPr>
+    </w:lvl>
+    <w:lvl w:ilvl="7" w:tplc="04090003" w:tentative="1">
+      <w:start w:val="1"/>
+      <w:numFmt w:val="bullet"/>
+      <w:lvlText w:val="o"/>
+      <w:lvlJc w:val="left"/>
+      <w:pPr>
+        <w:ind w:left="5760" w:hanging="360"/>
+      </w:pPr>
+      <w:rPr>
+        <w:rFonts w:ascii="Courier New" w:hAnsi="Courier New" w:cs="Courier New" w:hint="default"/>
+      </w:rPr>
+    </w:lvl>
+    <w:lvl w:ilvl="8" w:tplc="04090005" w:tentative="1">
+      <w:start w:val="1"/>
+      <w:numFmt w:val="bullet"/>
+      <w:lvlText w:val=""/>
+      <w:lvlJc w:val="left"/>
+      <w:pPr>
+        <w:ind w:left="6480" w:hanging="360"/>
+      </w:pPr>
+      <w:rPr>
+        <w:rFonts w:ascii="Wingdings" w:hAnsi="Wingdings" w:hint="default"/>
+      </w:rPr>
+    </w:lvl>
+  </w:abstractNum>
+  <w:abstractNum w:abstractNumId="10" w15:restartNumberingAfterBreak="0">
     <w:nsid w:val="230A7035"/>
     <w:multiLevelType w:val="hybridMultilevel"/>
     <w:tmpl w:val="DA8CC17E"/>
@@ -3889,7 +4746,7 @@
       </w:rPr>
     </w:lvl>
   </w:abstractNum>
-  <w:abstractNum w:abstractNumId="10" w15:restartNumberingAfterBreak="0">
+  <w:abstractNum w:abstractNumId="11" w15:restartNumberingAfterBreak="0">
     <w:nsid w:val="23BA43EC"/>
     <w:multiLevelType w:val="hybridMultilevel"/>
     <w:tmpl w:val="DA26971A"/>
@@ -4002,7 +4859,7 @@
       </w:rPr>
     </w:lvl>
   </w:abstractNum>
-  <w:abstractNum w:abstractNumId="11" w15:restartNumberingAfterBreak="0">
+  <w:abstractNum w:abstractNumId="12" w15:restartNumberingAfterBreak="0">
     <w:nsid w:val="2769239A"/>
     <w:multiLevelType w:val="hybridMultilevel"/>
     <w:tmpl w:val="E4E6DEE8"/>
@@ -4115,7 +4972,7 @@
       </w:rPr>
     </w:lvl>
   </w:abstractNum>
-  <w:abstractNum w:abstractNumId="12" w15:restartNumberingAfterBreak="0">
+  <w:abstractNum w:abstractNumId="13" w15:restartNumberingAfterBreak="0">
     <w:nsid w:val="347701B7"/>
     <w:multiLevelType w:val="hybridMultilevel"/>
     <w:tmpl w:val="FC1449AA"/>
@@ -4255,7 +5112,7 @@
       </w:rPr>
     </w:lvl>
   </w:abstractNum>
-  <w:abstractNum w:abstractNumId="13" w15:restartNumberingAfterBreak="0">
+  <w:abstractNum w:abstractNumId="14" w15:restartNumberingAfterBreak="0">
     <w:nsid w:val="35BB7A32"/>
     <w:multiLevelType w:val="hybridMultilevel"/>
     <w:tmpl w:val="207C7CA2"/>
@@ -4395,7 +5252,7 @@
       </w:rPr>
     </w:lvl>
   </w:abstractNum>
-  <w:abstractNum w:abstractNumId="14" w15:restartNumberingAfterBreak="0">
+  <w:abstractNum w:abstractNumId="15" w15:restartNumberingAfterBreak="0">
     <w:nsid w:val="3A4F1F59"/>
     <w:multiLevelType w:val="hybridMultilevel"/>
     <w:tmpl w:val="A872D1F8"/>
@@ -4508,7 +5365,7 @@
       </w:rPr>
     </w:lvl>
   </w:abstractNum>
-  <w:abstractNum w:abstractNumId="15" w15:restartNumberingAfterBreak="0">
+  <w:abstractNum w:abstractNumId="16" w15:restartNumberingAfterBreak="0">
     <w:nsid w:val="3AF51371"/>
     <w:multiLevelType w:val="hybridMultilevel"/>
     <w:tmpl w:val="235E1DEE"/>
@@ -4648,7 +5505,7 @@
       </w:rPr>
     </w:lvl>
   </w:abstractNum>
-  <w:abstractNum w:abstractNumId="16" w15:restartNumberingAfterBreak="0">
+  <w:abstractNum w:abstractNumId="17" w15:restartNumberingAfterBreak="0">
     <w:nsid w:val="3F0569DA"/>
     <w:multiLevelType w:val="hybridMultilevel"/>
     <w:tmpl w:val="3F5AEFAE"/>
@@ -4788,7 +5645,7 @@
       </w:rPr>
     </w:lvl>
   </w:abstractNum>
-  <w:abstractNum w:abstractNumId="17" w15:restartNumberingAfterBreak="0">
+  <w:abstractNum w:abstractNumId="18" w15:restartNumberingAfterBreak="0">
     <w:nsid w:val="3F3056D3"/>
     <w:multiLevelType w:val="hybridMultilevel"/>
     <w:tmpl w:val="5D88AC46"/>
@@ -4901,7 +5758,7 @@
       </w:rPr>
     </w:lvl>
   </w:abstractNum>
-  <w:abstractNum w:abstractNumId="18" w15:restartNumberingAfterBreak="0">
+  <w:abstractNum w:abstractNumId="19" w15:restartNumberingAfterBreak="0">
     <w:nsid w:val="4221333A"/>
     <w:multiLevelType w:val="hybridMultilevel"/>
     <w:tmpl w:val="313C304E"/>
@@ -5013,7 +5870,7 @@
       </w:rPr>
     </w:lvl>
   </w:abstractNum>
-  <w:abstractNum w:abstractNumId="19" w15:restartNumberingAfterBreak="0">
+  <w:abstractNum w:abstractNumId="20" w15:restartNumberingAfterBreak="0">
     <w:nsid w:val="42AD392C"/>
     <w:multiLevelType w:val="hybridMultilevel"/>
     <w:tmpl w:val="1AC68B8A"/>
@@ -5153,7 +6010,7 @@
       </w:rPr>
     </w:lvl>
   </w:abstractNum>
-  <w:abstractNum w:abstractNumId="20" w15:restartNumberingAfterBreak="0">
+  <w:abstractNum w:abstractNumId="21" w15:restartNumberingAfterBreak="0">
     <w:nsid w:val="4A487DC1"/>
     <w:multiLevelType w:val="hybridMultilevel"/>
     <w:tmpl w:val="62166A5C"/>
@@ -5266,7 +6123,7 @@
       </w:rPr>
     </w:lvl>
   </w:abstractNum>
-  <w:abstractNum w:abstractNumId="21" w15:restartNumberingAfterBreak="0">
+  <w:abstractNum w:abstractNumId="22" w15:restartNumberingAfterBreak="0">
     <w:nsid w:val="4B6118FD"/>
     <w:multiLevelType w:val="hybridMultilevel"/>
     <w:tmpl w:val="C996F3F8"/>
@@ -5406,7 +6263,7 @@
       </w:rPr>
     </w:lvl>
   </w:abstractNum>
-  <w:abstractNum w:abstractNumId="22" w15:restartNumberingAfterBreak="0">
+  <w:abstractNum w:abstractNumId="23" w15:restartNumberingAfterBreak="0">
     <w:nsid w:val="4CFD4EA2"/>
     <w:multiLevelType w:val="hybridMultilevel"/>
     <w:tmpl w:val="ACEED196"/>
@@ -5546,7 +6403,7 @@
       </w:rPr>
     </w:lvl>
   </w:abstractNum>
-  <w:abstractNum w:abstractNumId="23" w15:restartNumberingAfterBreak="0">
+  <w:abstractNum w:abstractNumId="24" w15:restartNumberingAfterBreak="0">
     <w:nsid w:val="4FEE1442"/>
     <w:multiLevelType w:val="multilevel"/>
     <w:tmpl w:val="7F3EEF6A"/>
@@ -5688,19 +6545,16 @@
       </w:rPr>
     </w:lvl>
   </w:abstractNum>
-  <w:abstractNum w:abstractNumId="24" w15:restartNumberingAfterBreak="0">
+  <w:abstractNum w:abstractNumId="25" w15:restartNumberingAfterBreak="0">
     <w:nsid w:val="5995704E"/>
     <w:multiLevelType w:val="hybridMultilevel"/>
-    <w:tmpl w:val="EC948294"/>
+    <w:tmpl w:val="4702A01E"/>
     <w:lvl w:ilvl="0" w:tplc="04090001">
       <w:start w:val="1"/>
       <w:numFmt w:val="bullet"/>
       <w:lvlText w:val=""/>
       <w:lvlJc w:val="left"/>
       <w:pPr>
-        <w:tabs>
-          <w:tab w:val="num" w:pos="1080"/>
-        </w:tabs>
         <w:ind w:left="1080" w:hanging="360"/>
       </w:pPr>
       <w:rPr>
@@ -5828,7 +6682,7 @@
       </w:rPr>
     </w:lvl>
   </w:abstractNum>
-  <w:abstractNum w:abstractNumId="25" w15:restartNumberingAfterBreak="0">
+  <w:abstractNum w:abstractNumId="26" w15:restartNumberingAfterBreak="0">
     <w:nsid w:val="5C5B4F9D"/>
     <w:multiLevelType w:val="hybridMultilevel"/>
     <w:tmpl w:val="1754314E"/>
@@ -5968,7 +6822,7 @@
       </w:rPr>
     </w:lvl>
   </w:abstractNum>
-  <w:abstractNum w:abstractNumId="26" w15:restartNumberingAfterBreak="0">
+  <w:abstractNum w:abstractNumId="27" w15:restartNumberingAfterBreak="0">
     <w:nsid w:val="5DFB2682"/>
     <w:multiLevelType w:val="hybridMultilevel"/>
     <w:tmpl w:val="050E378C"/>
@@ -6081,7 +6935,7 @@
       </w:rPr>
     </w:lvl>
   </w:abstractNum>
-  <w:abstractNum w:abstractNumId="27" w15:restartNumberingAfterBreak="0">
+  <w:abstractNum w:abstractNumId="28" w15:restartNumberingAfterBreak="0">
     <w:nsid w:val="600A2753"/>
     <w:multiLevelType w:val="hybridMultilevel"/>
     <w:tmpl w:val="B2D2AD1C"/>
@@ -6221,7 +7075,7 @@
       </w:rPr>
     </w:lvl>
   </w:abstractNum>
-  <w:abstractNum w:abstractNumId="28" w15:restartNumberingAfterBreak="0">
+  <w:abstractNum w:abstractNumId="29" w15:restartNumberingAfterBreak="0">
     <w:nsid w:val="60641C02"/>
     <w:multiLevelType w:val="hybridMultilevel"/>
     <w:tmpl w:val="0008AAC2"/>
@@ -6334,7 +7188,7 @@
       </w:rPr>
     </w:lvl>
   </w:abstractNum>
-  <w:abstractNum w:abstractNumId="29" w15:restartNumberingAfterBreak="0">
+  <w:abstractNum w:abstractNumId="30" w15:restartNumberingAfterBreak="0">
     <w:nsid w:val="6930281A"/>
     <w:multiLevelType w:val="hybridMultilevel"/>
     <w:tmpl w:val="3540454E"/>
@@ -6474,7 +7328,7 @@
       </w:rPr>
     </w:lvl>
   </w:abstractNum>
-  <w:abstractNum w:abstractNumId="30" w15:restartNumberingAfterBreak="0">
+  <w:abstractNum w:abstractNumId="31" w15:restartNumberingAfterBreak="0">
     <w:nsid w:val="6BCF3079"/>
     <w:multiLevelType w:val="hybridMultilevel"/>
     <w:tmpl w:val="203CF3E8"/>
@@ -6618,7 +7472,7 @@
       </w:rPr>
     </w:lvl>
   </w:abstractNum>
-  <w:abstractNum w:abstractNumId="31" w15:restartNumberingAfterBreak="0">
+  <w:abstractNum w:abstractNumId="32" w15:restartNumberingAfterBreak="0">
     <w:nsid w:val="6D2910E5"/>
     <w:multiLevelType w:val="hybridMultilevel"/>
     <w:tmpl w:val="BA562436"/>
@@ -6731,7 +7585,7 @@
       </w:rPr>
     </w:lvl>
   </w:abstractNum>
-  <w:abstractNum w:abstractNumId="32" w15:restartNumberingAfterBreak="0">
+  <w:abstractNum w:abstractNumId="33" w15:restartNumberingAfterBreak="0">
     <w:nsid w:val="6EF56D0B"/>
     <w:multiLevelType w:val="hybridMultilevel"/>
     <w:tmpl w:val="405A4026"/>
@@ -6844,7 +7698,7 @@
       </w:rPr>
     </w:lvl>
   </w:abstractNum>
-  <w:abstractNum w:abstractNumId="33" w15:restartNumberingAfterBreak="0">
+  <w:abstractNum w:abstractNumId="34" w15:restartNumberingAfterBreak="0">
     <w:nsid w:val="721B4595"/>
     <w:multiLevelType w:val="hybridMultilevel"/>
     <w:tmpl w:val="61126796"/>
@@ -6984,7 +7838,7 @@
       </w:rPr>
     </w:lvl>
   </w:abstractNum>
-  <w:abstractNum w:abstractNumId="34" w15:restartNumberingAfterBreak="0">
+  <w:abstractNum w:abstractNumId="35" w15:restartNumberingAfterBreak="0">
     <w:nsid w:val="73293647"/>
     <w:multiLevelType w:val="hybridMultilevel"/>
     <w:tmpl w:val="EF727FD4"/>
@@ -7124,7 +7978,7 @@
       </w:rPr>
     </w:lvl>
   </w:abstractNum>
-  <w:abstractNum w:abstractNumId="35" w15:restartNumberingAfterBreak="0">
+  <w:abstractNum w:abstractNumId="36" w15:restartNumberingAfterBreak="0">
     <w:nsid w:val="76101FF0"/>
     <w:multiLevelType w:val="hybridMultilevel"/>
     <w:tmpl w:val="DC8800A4"/>
@@ -7266,7 +8120,119 @@
       </w:rPr>
     </w:lvl>
   </w:abstractNum>
-  <w:abstractNum w:abstractNumId="36" w15:restartNumberingAfterBreak="0">
+  <w:abstractNum w:abstractNumId="37" w15:restartNumberingAfterBreak="0">
+    <w:nsid w:val="761A216C"/>
+    <w:multiLevelType w:val="hybridMultilevel"/>
+    <w:tmpl w:val="735E54AA"/>
+    <w:lvl w:ilvl="0" w:tplc="2ABAABB2">
+      <w:numFmt w:val="bullet"/>
+      <w:lvlText w:val="•"/>
+      <w:lvlJc w:val="left"/>
+      <w:pPr>
+        <w:ind w:left="720" w:hanging="360"/>
+      </w:pPr>
+      <w:rPr>
+        <w:rFonts w:ascii="Verdana" w:eastAsia="Times New Roman" w:hAnsi="Verdana" w:cs="Times New Roman" w:hint="default"/>
+      </w:rPr>
+    </w:lvl>
+    <w:lvl w:ilvl="1" w:tplc="04090003" w:tentative="1">
+      <w:start w:val="1"/>
+      <w:numFmt w:val="bullet"/>
+      <w:lvlText w:val="o"/>
+      <w:lvlJc w:val="left"/>
+      <w:pPr>
+        <w:ind w:left="1440" w:hanging="360"/>
+      </w:pPr>
+      <w:rPr>
+        <w:rFonts w:ascii="Courier New" w:hAnsi="Courier New" w:cs="Courier New" w:hint="default"/>
+      </w:rPr>
+    </w:lvl>
+    <w:lvl w:ilvl="2" w:tplc="04090005" w:tentative="1">
+      <w:start w:val="1"/>
+      <w:numFmt w:val="bullet"/>
+      <w:lvlText w:val=""/>
+      <w:lvlJc w:val="left"/>
+      <w:pPr>
+        <w:ind w:left="2160" w:hanging="360"/>
+      </w:pPr>
+      <w:rPr>
+        <w:rFonts w:ascii="Wingdings" w:hAnsi="Wingdings" w:hint="default"/>
+      </w:rPr>
+    </w:lvl>
+    <w:lvl w:ilvl="3" w:tplc="04090001" w:tentative="1">
+      <w:start w:val="1"/>
+      <w:numFmt w:val="bullet"/>
+      <w:lvlText w:val=""/>
+      <w:lvlJc w:val="left"/>
+      <w:pPr>
+        <w:ind w:left="2880" w:hanging="360"/>
+      </w:pPr>
+      <w:rPr>
+        <w:rFonts w:ascii="Symbol" w:hAnsi="Symbol" w:hint="default"/>
+      </w:rPr>
+    </w:lvl>
+    <w:lvl w:ilvl="4" w:tplc="04090003" w:tentative="1">
+      <w:start w:val="1"/>
+      <w:numFmt w:val="bullet"/>
+      <w:lvlText w:val="o"/>
+      <w:lvlJc w:val="left"/>
+      <w:pPr>
+        <w:ind w:left="3600" w:hanging="360"/>
+      </w:pPr>
+      <w:rPr>
+        <w:rFonts w:ascii="Courier New" w:hAnsi="Courier New" w:cs="Courier New" w:hint="default"/>
+      </w:rPr>
+    </w:lvl>
+    <w:lvl w:ilvl="5" w:tplc="04090005" w:tentative="1">
+      <w:start w:val="1"/>
+      <w:numFmt w:val="bullet"/>
+      <w:lvlText w:val=""/>
+      <w:lvlJc w:val="left"/>
+      <w:pPr>
+        <w:ind w:left="4320" w:hanging="360"/>
+      </w:pPr>
+      <w:rPr>
+        <w:rFonts w:ascii="Wingdings" w:hAnsi="Wingdings" w:hint="default"/>
+      </w:rPr>
+    </w:lvl>
+    <w:lvl w:ilvl="6" w:tplc="04090001" w:tentative="1">
+      <w:start w:val="1"/>
+      <w:numFmt w:val="bullet"/>
+      <w:lvlText w:val=""/>
+      <w:lvlJc w:val="left"/>
+      <w:pPr>
+        <w:ind w:left="5040" w:hanging="360"/>
+      </w:pPr>
+      <w:rPr>
+        <w:rFonts w:ascii="Symbol" w:hAnsi="Symbol" w:hint="default"/>
+      </w:rPr>
+    </w:lvl>
+    <w:lvl w:ilvl="7" w:tplc="04090003" w:tentative="1">
+      <w:start w:val="1"/>
+      <w:numFmt w:val="bullet"/>
+      <w:lvlText w:val="o"/>
+      <w:lvlJc w:val="left"/>
+      <w:pPr>
+        <w:ind w:left="5760" w:hanging="360"/>
+      </w:pPr>
+      <w:rPr>
+        <w:rFonts w:ascii="Courier New" w:hAnsi="Courier New" w:cs="Courier New" w:hint="default"/>
+      </w:rPr>
+    </w:lvl>
+    <w:lvl w:ilvl="8" w:tplc="04090005" w:tentative="1">
+      <w:start w:val="1"/>
+      <w:numFmt w:val="bullet"/>
+      <w:lvlText w:val=""/>
+      <w:lvlJc w:val="left"/>
+      <w:pPr>
+        <w:ind w:left="6480" w:hanging="360"/>
+      </w:pPr>
+      <w:rPr>
+        <w:rFonts w:ascii="Wingdings" w:hAnsi="Wingdings" w:hint="default"/>
+      </w:rPr>
+    </w:lvl>
+  </w:abstractNum>
+  <w:abstractNum w:abstractNumId="38" w15:restartNumberingAfterBreak="0">
     <w:nsid w:val="7AA85537"/>
     <w:multiLevelType w:val="hybridMultilevel"/>
     <w:tmpl w:val="BEA664C8"/>
@@ -7406,7 +8372,7 @@
       </w:rPr>
     </w:lvl>
   </w:abstractNum>
-  <w:abstractNum w:abstractNumId="37" w15:restartNumberingAfterBreak="0">
+  <w:abstractNum w:abstractNumId="39" w15:restartNumberingAfterBreak="0">
     <w:nsid w:val="7D0E6221"/>
     <w:multiLevelType w:val="hybridMultilevel"/>
     <w:tmpl w:val="AD4CB15A"/>
@@ -7546,7 +8512,7 @@
       </w:rPr>
     </w:lvl>
   </w:abstractNum>
-  <w:abstractNum w:abstractNumId="38" w15:restartNumberingAfterBreak="0">
+  <w:abstractNum w:abstractNumId="40" w15:restartNumberingAfterBreak="0">
     <w:nsid w:val="7E304645"/>
     <w:multiLevelType w:val="hybridMultilevel"/>
     <w:tmpl w:val="2A3CBD98"/>
@@ -7686,7 +8652,7 @@
       </w:rPr>
     </w:lvl>
   </w:abstractNum>
-  <w:abstractNum w:abstractNumId="39" w15:restartNumberingAfterBreak="0">
+  <w:abstractNum w:abstractNumId="41" w15:restartNumberingAfterBreak="0">
     <w:nsid w:val="7FA06B3B"/>
     <w:multiLevelType w:val="hybridMultilevel"/>
     <w:tmpl w:val="EA14C796"/>
@@ -7826,52 +8792,52 @@
       </w:rPr>
     </w:lvl>
   </w:abstractNum>
-  <w:num w:numId="1">
-    <w:abstractNumId w:val="35"/>
+  <w:num w:numId="1" w16cid:durableId="697465146">
+    <w:abstractNumId w:val="36"/>
   </w:num>
-  <w:num w:numId="2">
-    <w:abstractNumId w:val="33"/>
+  <w:num w:numId="2" w16cid:durableId="532546405">
+    <w:abstractNumId w:val="34"/>
   </w:num>
-  <w:num w:numId="3">
-    <w:abstractNumId w:val="16"/>
+  <w:num w:numId="3" w16cid:durableId="1610118911">
+    <w:abstractNumId w:val="17"/>
   </w:num>
-  <w:num w:numId="4">
+  <w:num w:numId="4" w16cid:durableId="1641302810">
+    <w:abstractNumId w:val="14"/>
+  </w:num>
+  <w:num w:numId="5" w16cid:durableId="903487127">
+    <w:abstractNumId w:val="0"/>
+  </w:num>
+  <w:num w:numId="6" w16cid:durableId="1940989530">
+    <w:abstractNumId w:val="24"/>
+  </w:num>
+  <w:num w:numId="7" w16cid:durableId="744300662">
+    <w:abstractNumId w:val="31"/>
+  </w:num>
+  <w:num w:numId="8" w16cid:durableId="1114178958">
+    <w:abstractNumId w:val="25"/>
+  </w:num>
+  <w:num w:numId="9" w16cid:durableId="1109469319">
+    <w:abstractNumId w:val="30"/>
+  </w:num>
+  <w:num w:numId="10" w16cid:durableId="29036772">
     <w:abstractNumId w:val="13"/>
   </w:num>
-  <w:num w:numId="5">
-    <w:abstractNumId w:val="0"/>
+  <w:num w:numId="11" w16cid:durableId="1738168095">
+    <w:abstractNumId w:val="39"/>
   </w:num>
-  <w:num w:numId="6">
-    <w:abstractNumId w:val="23"/>
+  <w:num w:numId="12" w16cid:durableId="256907503">
+    <w:abstractNumId w:val="20"/>
   </w:num>
-  <w:num w:numId="7">
-    <w:abstractNumId w:val="30"/>
-  </w:num>
-  <w:num w:numId="8">
-    <w:abstractNumId w:val="24"/>
-  </w:num>
-  <w:num w:numId="9">
-    <w:abstractNumId w:val="29"/>
-  </w:num>
-  <w:num w:numId="10">
-    <w:abstractNumId w:val="12"/>
-  </w:num>
-  <w:num w:numId="11">
-    <w:abstractNumId w:val="37"/>
-  </w:num>
-  <w:num w:numId="12">
-    <w:abstractNumId w:val="19"/>
-  </w:num>
-  <w:num w:numId="13">
+  <w:num w:numId="13" w16cid:durableId="1697584308">
     <w:abstractNumId w:val="8"/>
   </w:num>
-  <w:num w:numId="14">
-    <w:abstractNumId w:val="36"/>
+  <w:num w:numId="14" w16cid:durableId="639461364">
+    <w:abstractNumId w:val="38"/>
   </w:num>
-  <w:num w:numId="15">
+  <w:num w:numId="15" w16cid:durableId="1389575597">
     <w:abstractNumId w:val="4"/>
   </w:num>
-  <w:num w:numId="16">
+  <w:num w:numId="16" w16cid:durableId="483202940">
     <w:abstractNumId w:val="2"/>
     <w:lvlOverride w:ilvl="0"/>
     <w:lvlOverride w:ilvl="1">
@@ -7899,83 +8865,89 @@
       <w:startOverride w:val="1"/>
     </w:lvlOverride>
   </w:num>
-  <w:num w:numId="17">
-    <w:abstractNumId w:val="25"/>
+  <w:num w:numId="17" w16cid:durableId="1294755181">
+    <w:abstractNumId w:val="26"/>
   </w:num>
-  <w:num w:numId="18">
-    <w:abstractNumId w:val="34"/>
+  <w:num w:numId="18" w16cid:durableId="1654990365">
+    <w:abstractNumId w:val="35"/>
   </w:num>
-  <w:num w:numId="19">
+  <w:num w:numId="19" w16cid:durableId="337776399">
+    <w:abstractNumId w:val="23"/>
+  </w:num>
+  <w:num w:numId="20" w16cid:durableId="998460804">
+    <w:abstractNumId w:val="1"/>
+  </w:num>
+  <w:num w:numId="21" w16cid:durableId="1773892687">
+    <w:abstractNumId w:val="41"/>
+  </w:num>
+  <w:num w:numId="22" w16cid:durableId="1854756133">
+    <w:abstractNumId w:val="7"/>
+  </w:num>
+  <w:num w:numId="23" w16cid:durableId="1579904698">
     <w:abstractNumId w:val="22"/>
   </w:num>
-  <w:num w:numId="20">
-    <w:abstractNumId w:val="1"/>
+  <w:num w:numId="24" w16cid:durableId="1324623727">
+    <w:abstractNumId w:val="40"/>
   </w:num>
-  <w:num w:numId="21">
-    <w:abstractNumId w:val="39"/>
+  <w:num w:numId="25" w16cid:durableId="1161189801">
+    <w:abstractNumId w:val="5"/>
   </w:num>
-  <w:num w:numId="22">
-    <w:abstractNumId w:val="7"/>
+  <w:num w:numId="26" w16cid:durableId="282002456">
+    <w:abstractNumId w:val="28"/>
   </w:num>
-  <w:num w:numId="23">
+  <w:num w:numId="27" w16cid:durableId="332152511">
+    <w:abstractNumId w:val="16"/>
+  </w:num>
+  <w:num w:numId="28" w16cid:durableId="365834905">
+    <w:abstractNumId w:val="6"/>
+  </w:num>
+  <w:num w:numId="29" w16cid:durableId="1938370602">
+    <w:abstractNumId w:val="19"/>
+  </w:num>
+  <w:num w:numId="30" w16cid:durableId="1264417188">
+    <w:abstractNumId w:val="10"/>
+  </w:num>
+  <w:num w:numId="31" w16cid:durableId="1218781871">
+    <w:abstractNumId w:val="32"/>
+  </w:num>
+  <w:num w:numId="32" w16cid:durableId="594822359">
+    <w:abstractNumId w:val="29"/>
+  </w:num>
+  <w:num w:numId="33" w16cid:durableId="1773863952">
+    <w:abstractNumId w:val="12"/>
+  </w:num>
+  <w:num w:numId="34" w16cid:durableId="1606383340">
+    <w:abstractNumId w:val="15"/>
+  </w:num>
+  <w:num w:numId="35" w16cid:durableId="628701792">
     <w:abstractNumId w:val="21"/>
   </w:num>
-  <w:num w:numId="24">
-    <w:abstractNumId w:val="38"/>
-  </w:num>
-  <w:num w:numId="25">
-    <w:abstractNumId w:val="5"/>
-  </w:num>
-  <w:num w:numId="26">
+  <w:num w:numId="36" w16cid:durableId="2040818808">
     <w:abstractNumId w:val="27"/>
   </w:num>
-  <w:num w:numId="27">
-    <w:abstractNumId w:val="15"/>
-  </w:num>
-  <w:num w:numId="28">
-    <w:abstractNumId w:val="6"/>
-  </w:num>
-  <w:num w:numId="29">
+  <w:num w:numId="37" w16cid:durableId="1993364259">
     <w:abstractNumId w:val="18"/>
   </w:num>
-  <w:num w:numId="30">
+  <w:num w:numId="38" w16cid:durableId="2092121714">
+    <w:abstractNumId w:val="33"/>
+  </w:num>
+  <w:num w:numId="39" w16cid:durableId="1866942144">
+    <w:abstractNumId w:val="3"/>
+  </w:num>
+  <w:num w:numId="40" w16cid:durableId="1429110058">
+    <w:abstractNumId w:val="11"/>
+  </w:num>
+  <w:num w:numId="41" w16cid:durableId="17120040">
     <w:abstractNumId w:val="9"/>
   </w:num>
-  <w:num w:numId="31">
-    <w:abstractNumId w:val="31"/>
-  </w:num>
-  <w:num w:numId="32">
-    <w:abstractNumId w:val="28"/>
-  </w:num>
-  <w:num w:numId="33">
-    <w:abstractNumId w:val="11"/>
-  </w:num>
-  <w:num w:numId="34">
-    <w:abstractNumId w:val="14"/>
-  </w:num>
-  <w:num w:numId="35">
-    <w:abstractNumId w:val="20"/>
-  </w:num>
-  <w:num w:numId="36">
-    <w:abstractNumId w:val="26"/>
-  </w:num>
-  <w:num w:numId="37">
-    <w:abstractNumId w:val="17"/>
-  </w:num>
-  <w:num w:numId="38">
-    <w:abstractNumId w:val="32"/>
-  </w:num>
-  <w:num w:numId="39">
-    <w:abstractNumId w:val="3"/>
-  </w:num>
-  <w:num w:numId="40">
-    <w:abstractNumId w:val="10"/>
+  <w:num w:numId="42" w16cid:durableId="354768321">
+    <w:abstractNumId w:val="37"/>
   </w:num>
 </w:numbering>
 </file>
 
 <file path=word/styles.xml><?xml version="1.0" encoding="utf-8"?>
-<w:styles xmlns:mc="http://schemas.openxmlformats.org/markup-compatibility/2006" xmlns:r="http://schemas.openxmlformats.org/officeDocument/2006/relationships" xmlns:w="http://schemas.openxmlformats.org/wordprocessingml/2006/main" xmlns:w14="http://schemas.microsoft.com/office/word/2010/wordml" xmlns:w15="http://schemas.microsoft.com/office/word/2012/wordml" xmlns:w16cex="http://schemas.microsoft.com/office/word/2018/wordml/cex" xmlns:w16cid="http://schemas.microsoft.com/office/word/2016/wordml/cid" xmlns:w16="http://schemas.microsoft.com/office/word/2018/wordml" xmlns:w16se="http://schemas.microsoft.com/office/word/2015/wordml/symex" mc:Ignorable="w14 w15 w16se w16cid w16 w16cex">
+<w:styles xmlns:mc="http://schemas.openxmlformats.org/markup-compatibility/2006" xmlns:r="http://schemas.openxmlformats.org/officeDocument/2006/relationships" xmlns:w="http://schemas.openxmlformats.org/wordprocessingml/2006/main" xmlns:w14="http://schemas.microsoft.com/office/word/2010/wordml" xmlns:w15="http://schemas.microsoft.com/office/word/2012/wordml" xmlns:w16cex="http://schemas.microsoft.com/office/word/2018/wordml/cex" xmlns:w16cid="http://schemas.microsoft.com/office/word/2016/wordml/cid" xmlns:w16="http://schemas.microsoft.com/office/word/2018/wordml" xmlns:w16du="http://schemas.microsoft.com/office/word/2023/wordml/word16du" xmlns:w16sdtdh="http://schemas.microsoft.com/office/word/2020/wordml/sdtdatahash" xmlns:w16sdtfl="http://schemas.microsoft.com/office/word/2024/wordml/sdtformatlock" xmlns:w16se="http://schemas.microsoft.com/office/word/2015/wordml/symex" mc:Ignorable="w14 w15 w16se w16cid w16 w16cex w16sdtdh w16sdtfl w16du">
   <w:docDefaults>
     <w:rPrDefault>
       <w:rPr>
